--- a/content/CP0507/CP0507-2.docx
+++ b/content/CP0507/CP0507-2.docx
@@ -25,7 +25,7 @@
                     <pic:cNvPicPr/>
                   </pic:nvPicPr>
                   <pic:blipFill>
-                    <a:blip r:link="rId11"/>
+                    <a:blip r:embed="rId11"/>
                     <a:stretch>
                       <a:fillRect/>
                     </a:stretch>
@@ -77,7 +77,7 @@
                     <pic:cNvPicPr/>
                   </pic:nvPicPr>
                   <pic:blipFill>
-                    <a:blip r:link="rId15"/>
+                    <a:blip r:embed="rId15"/>
                     <a:stretch>
                       <a:fillRect/>
                     </a:stretch>

--- a/content/CP0507/CP0507-2.docx
+++ b/content/CP0507/CP0507-2.docx
@@ -25,7 +25,7 @@
                     <pic:cNvPicPr/>
                   </pic:nvPicPr>
                   <pic:blipFill>
-                    <a:blip r:embed="rId11"/>
+                    <a:blip r:link="rId11"/>
                     <a:stretch>
                       <a:fillRect/>
                     </a:stretch>
@@ -77,7 +77,7 @@
                     <pic:cNvPicPr/>
                   </pic:nvPicPr>
                   <pic:blipFill>
-                    <a:blip r:embed="rId15"/>
+                    <a:blip r:link="rId15"/>
                     <a:stretch>
                       <a:fillRect/>
                     </a:stretch>

--- a/content/CP0507/CP0507-2.docx
+++ b/content/CP0507/CP0507-2.docx
@@ -2,6 +2,453 @@
 <file path=word/document.xml><?xml version="1.0" encoding="utf-8"?>
 <w:document xmlns:wpc="http://schemas.microsoft.com/office/word/2010/wordprocessingCanvas" xmlns:cx="http://schemas.microsoft.com/office/drawing/2014/chartex" xmlns:cx1="http://schemas.microsoft.com/office/drawing/2015/9/8/chartex" xmlns:cx2="http://schemas.microsoft.com/office/drawing/2015/10/21/chartex" xmlns:cx3="http://schemas.microsoft.com/office/drawing/2016/5/9/chartex" xmlns:cx4="http://schemas.microsoft.com/office/drawing/2016/5/10/chartex" xmlns:cx5="http://schemas.microsoft.com/office/drawing/2016/5/11/chartex" xmlns:cx6="http://schemas.microsoft.com/office/drawing/2016/5/12/chartex" xmlns:cx7="http://schemas.microsoft.com/office/drawing/2016/5/13/chartex" xmlns:cx8="http://schemas.microsoft.com/office/drawing/2016/5/14/chartex" xmlns:mc="http://schemas.openxmlformats.org/markup-compatibility/2006" xmlns:aink="http://schemas.microsoft.com/office/drawing/2016/ink" xmlns:am3d="http://schemas.microsoft.com/office/drawing/2017/model3d" xmlns:o="urn:schemas-microsoft-com:office:office" xmlns:oel="http://schemas.microsoft.com/office/2019/extlst" xmlns:r="http://schemas.openxmlformats.org/officeDocument/2006/relationships" xmlns:m="http://schemas.openxmlformats.org/officeDocument/2006/math" xmlns:v="urn:schemas-microsoft-com:vml" xmlns:wp14="http://schemas.microsoft.com/office/word/2010/wordprocessingDrawing" xmlns:wp="http://schemas.openxmlformats.org/drawingml/2006/wordprocessingDrawing" xmlns:w10="urn:schemas-microsoft-com:office:word" xmlns:w="http://schemas.openxmlformats.org/wordprocessingml/2006/main" xmlns:w14="http://schemas.microsoft.com/office/word/2010/wordml" xmlns:w15="http://schemas.microsoft.com/office/word/2012/wordml" xmlns:w16cex="http://schemas.microsoft.com/office/word/2018/wordml/cex" xmlns:w16cid="http://schemas.microsoft.com/office/word/2016/wordml/cid" xmlns:w16="http://schemas.microsoft.com/office/word/2018/wordml" xmlns:w16du="http://schemas.microsoft.com/office/word/2023/wordml/word16du" xmlns:w16sdtdh="http://schemas.microsoft.com/office/word/2020/wordml/sdtdatahash" xmlns:w16sdtfl="http://schemas.microsoft.com/office/word/2024/wordml/sdtformatlock" xmlns:w16se="http://schemas.microsoft.com/office/word/2015/wordml/symex" xmlns:wpg="http://schemas.microsoft.com/office/word/2010/wordprocessingGroup" xmlns:wpi="http://schemas.microsoft.com/office/word/2010/wordprocessingInk" xmlns:wne="http://schemas.microsoft.com/office/word/2006/wordml" xmlns:wps="http://schemas.microsoft.com/office/word/2010/wordprocessingShape" mc:Ignorable="w14 w15 w16se w16cid w16 w16cex w16sdtdh w16sdtfl w16du wp14">
   <w:body>
+    <w:tbl>
+      <w:tblPr>
+        <w:tblStyle w:val="TableGrid"/>
+        <w:tblW w:w="10768" w:type="dxa"/>
+        <w:tblLayout w:type="fixed"/>
+        <w:tblLook w:val="04A0" w:firstRow="1" w:lastRow="0" w:firstColumn="1" w:lastColumn="0" w:noHBand="0" w:noVBand="1"/>
+      </w:tblPr>
+      <w:tblGrid>
+        <w:gridCol w:w="236"/>
+        <w:gridCol w:w="2623"/>
+        <w:gridCol w:w="2099"/>
+        <w:gridCol w:w="5810"/>
+      </w:tblGrid>
+      <w:tr>
+        <w:trPr>
+          <w:trHeight w:val="986"/>
+        </w:trPr>
+        <w:tc>
+          <w:tcPr>
+            <w:tcW w:w="236" w:type="dxa"/>
+            <w:tcBorders>
+              <w:top w:val="nil"/>
+              <w:left w:val="nil"/>
+              <w:bottom w:val="nil"/>
+              <w:right w:val="nil"/>
+            </w:tcBorders>
+            <w:shd w:val="clear" w:color="auto" w:fill="000000" w:themeFill="text1"/>
+          </w:tcPr>
+          <w:p>
+            <w:pPr>
+              <w:rPr>
+                <w:rFonts w:cs="Arial"/>
+                <w:b/>
+                <w:bCs/>
+                <w:sz w:val="40"/>
+                <w:szCs w:val="40"/>
+              </w:rPr>
+            </w:pPr>
+          </w:p>
+        </w:tc>
+        <w:tc>
+          <w:tcPr>
+            <w:tcW w:w="4722" w:type="dxa"/>
+            <w:gridSpan w:val="2"/>
+            <w:tcBorders>
+              <w:top w:val="nil"/>
+              <w:left w:val="nil"/>
+              <w:bottom w:val="nil"/>
+              <w:right w:val="nil"/>
+            </w:tcBorders>
+          </w:tcPr>
+          <w:p>
+            <w:pPr>
+              <w:rPr>
+                <w:rFonts w:cs="Arial"/>
+                <w:b/>
+                <w:bCs/>
+                <w:sz w:val="40"/>
+                <w:szCs w:val="40"/>
+              </w:rPr>
+            </w:pPr>
+            <w:r>
+              <w:rPr>
+                <w:rFonts w:cs="Arial"/>
+                <w:b/>
+                <w:bCs/>
+                <w:sz w:val="40"/>
+                <w:szCs w:val="40"/>
+              </w:rPr>
+              <w:t xml:space="preserve">Worksheet </w:t>
+            </w:r>
+            <w:r>
+              <w:rPr>
+                <w:rFonts w:cs="Arial"/>
+                <w:b/>
+                <w:bCs/>
+                <w:sz w:val="40"/>
+                <w:szCs w:val="40"/>
+              </w:rPr>
+              <w:t>2</w:t>
+            </w:r>
+          </w:p>
+          <w:p>
+            <w:pPr>
+              <w:rPr>
+                <w:rFonts w:cs="Arial"/>
+                <w:sz w:val="32"/>
+                <w:szCs w:val="32"/>
+              </w:rPr>
+            </w:pPr>
+            <w:r>
+              <w:rPr>
+                <w:rFonts w:cs="Arial"/>
+                <w:sz w:val="32"/>
+                <w:szCs w:val="32"/>
+              </w:rPr>
+              <w:t>Full bridge motor control</w:t>
+            </w:r>
+          </w:p>
+          <w:p>
+            <w:pPr>
+              <w:rPr>
+                <w:rFonts w:cs="Arial"/>
+                <w:sz w:val="14"/>
+                <w:szCs w:val="14"/>
+              </w:rPr>
+            </w:pPr>
+            <w:r>
+              <w:rPr>
+                <w:rFonts w:cs="Arial"/>
+                <w:sz w:val="14"/>
+                <w:szCs w:val="14"/>
+              </w:rPr>
+              <w:t>CP0507-2</w:t>
+            </w:r>
+          </w:p>
+        </w:tc>
+        <w:tc>
+          <w:tcPr>
+            <w:tcW w:w="5810" w:type="dxa"/>
+            <w:tcBorders>
+              <w:top w:val="nil"/>
+              <w:left w:val="nil"/>
+              <w:bottom w:val="nil"/>
+              <w:right w:val="nil"/>
+            </w:tcBorders>
+          </w:tcPr>
+          <w:p>
+            <w:pPr>
+              <w:jc w:val="right"/>
+              <w:rPr>
+                <w:rFonts w:cs="Arial"/>
+                <w:b/>
+                <w:bCs/>
+                <w:sz w:val="32"/>
+                <w:szCs w:val="32"/>
+              </w:rPr>
+            </w:pPr>
+          </w:p>
+          <w:p>
+            <w:pPr>
+              <w:jc w:val="center"/>
+              <w:rPr>
+                <w:rFonts w:cs="Arial"/>
+                <w:b/>
+                <w:bCs/>
+                <w:sz w:val="32"/>
+                <w:szCs w:val="32"/>
+              </w:rPr>
+            </w:pPr>
+            <w:r>
+              <w:rPr>
+                <w:rFonts w:cs="Arial"/>
+                <w:b/>
+                <w:bCs/>
+                <w:sz w:val="32"/>
+                <w:szCs w:val="32"/>
+              </w:rPr>
+              <w:t>Motors and microcontrollers</w:t>
+            </w:r>
+          </w:p>
+        </w:tc>
+      </w:tr>
+      <w:tr>
+        <w:trPr>
+          <w:trHeight w:val="176"/>
+        </w:trPr>
+        <w:tc>
+          <w:tcPr>
+            <w:tcW w:w="236" w:type="dxa"/>
+            <w:tcBorders>
+              <w:top w:val="nil"/>
+              <w:left w:val="nil"/>
+              <w:bottom w:val="nil"/>
+              <w:right w:val="nil"/>
+            </w:tcBorders>
+          </w:tcPr>
+          <w:p>
+            <w:pPr>
+              <w:jc w:val="center"/>
+              <w:rPr>
+                <w:sz w:val="8"/>
+                <w:szCs w:val="8"/>
+              </w:rPr>
+            </w:pPr>
+          </w:p>
+        </w:tc>
+        <w:tc>
+          <w:tcPr>
+            <w:tcW w:w="4722" w:type="dxa"/>
+            <w:gridSpan w:val="2"/>
+            <w:tcBorders>
+              <w:top w:val="nil"/>
+              <w:left w:val="nil"/>
+              <w:bottom w:val="nil"/>
+              <w:right w:val="nil"/>
+            </w:tcBorders>
+          </w:tcPr>
+          <w:p>
+            <w:pPr>
+              <w:jc w:val="center"/>
+              <w:rPr>
+                <w:sz w:val="8"/>
+                <w:szCs w:val="8"/>
+              </w:rPr>
+            </w:pPr>
+          </w:p>
+        </w:tc>
+        <w:tc>
+          <w:tcPr>
+            <w:tcW w:w="5810" w:type="dxa"/>
+            <w:tcBorders>
+              <w:top w:val="nil"/>
+              <w:left w:val="nil"/>
+              <w:bottom w:val="nil"/>
+              <w:right w:val="nil"/>
+            </w:tcBorders>
+          </w:tcPr>
+          <w:p>
+            <w:pPr>
+              <w:jc w:val="center"/>
+              <w:rPr>
+                <w:sz w:val="8"/>
+                <w:szCs w:val="8"/>
+              </w:rPr>
+            </w:pPr>
+          </w:p>
+        </w:tc>
+      </w:tr>
+      <w:tr>
+        <w:trPr>
+          <w:trHeight w:val="3214"/>
+        </w:trPr>
+        <w:tc>
+          <w:tcPr>
+            <w:tcW w:w="236" w:type="dxa"/>
+            <w:tcBorders>
+              <w:top w:val="nil"/>
+              <w:left w:val="nil"/>
+              <w:bottom w:val="nil"/>
+              <w:right w:val="nil"/>
+            </w:tcBorders>
+          </w:tcPr>
+          <w:p>
+            <w:pPr>
+              <w:widowControl w:val="0"/>
+              <w:rPr>
+                <w14:ligatures w14:val="none"/>
+              </w:rPr>
+            </w:pPr>
+          </w:p>
+        </w:tc>
+        <w:tc>
+          <w:tcPr>
+            <w:tcW w:w="4722" w:type="dxa"/>
+            <w:gridSpan w:val="2"/>
+            <w:tcBorders>
+              <w:top w:val="nil"/>
+              <w:left w:val="nil"/>
+              <w:bottom w:val="nil"/>
+              <w:right w:val="nil"/>
+            </w:tcBorders>
+          </w:tcPr>
+          <w:p>
+            <w:pPr>
+              <w:widowControl w:val="0"/>
+              <w:rPr>
+                <w14:ligatures w14:val="none"/>
+              </w:rPr>
+            </w:pPr>
+            <w:r>
+              <w:rPr>
+                <w14:ligatures w14:val="none"/>
+              </w:rPr>
+              <w:t xml:space="preserve">Sometimes we need to control the direction of a motor – for example an electric wheelchair. Wheelchairs typically make use of a pair of 12 or 24V DC motors – one on each drive wheel. A microcontroller /joystick system allows users to go forwards, backwards </w:t>
+            </w:r>
+            <w:proofErr w:type="gramStart"/>
+            <w:r>
+              <w:rPr>
+                <w14:ligatures w14:val="none"/>
+              </w:rPr>
+              <w:t>and also</w:t>
+            </w:r>
+            <w:proofErr w:type="gramEnd"/>
+            <w:r>
+              <w:rPr>
+                <w14:ligatures w14:val="none"/>
+              </w:rPr>
+              <w:t xml:space="preserve"> turn left and right. A full bridge circuit – typically in a single chip/module these days - provides this control.</w:t>
+            </w:r>
+          </w:p>
+          <w:p>
+            <w:pPr>
+              <w:widowControl w:val="0"/>
+              <w:rPr>
+                <w14:ligatures w14:val="none"/>
+              </w:rPr>
+            </w:pPr>
+          </w:p>
+          <w:p>
+            <w:pPr>
+              <w:widowControl w:val="0"/>
+            </w:pPr>
+            <w:r>
+              <w:rPr>
+                <w14:ligatures w14:val="none"/>
+              </w:rPr>
+              <w:t xml:space="preserve">In this worksheet you learn how to control a motor using a full bridge system. </w:t>
+            </w:r>
+          </w:p>
+        </w:tc>
+        <w:tc>
+          <w:tcPr>
+            <w:tcW w:w="5810" w:type="dxa"/>
+            <w:tcBorders>
+              <w:top w:val="nil"/>
+              <w:left w:val="nil"/>
+              <w:bottom w:val="nil"/>
+              <w:right w:val="nil"/>
+            </w:tcBorders>
+          </w:tcPr>
+          <w:p>
+            <w:r>
+              <w:rPr>
+                <w:noProof/>
+              </w:rPr>
+              <w:drawing>
+                <wp:anchor distT="0" distB="0" distL="114300" distR="114300" simplePos="0" relativeHeight="251679744" behindDoc="0" locked="0" layoutInCell="1" allowOverlap="1" wp14:anchorId="0694081E" wp14:editId="7CB535AD">
+                  <wp:simplePos x="0" y="0"/>
+                  <wp:positionH relativeFrom="column">
+                    <wp:posOffset>874395</wp:posOffset>
+                  </wp:positionH>
+                  <wp:positionV relativeFrom="paragraph">
+                    <wp:posOffset>177564</wp:posOffset>
+                  </wp:positionV>
+                  <wp:extent cx="2184400" cy="1857866"/>
+                  <wp:effectExtent l="0" t="0" r="6350" b="9525"/>
+                  <wp:wrapNone/>
+                  <wp:docPr id="401613194" name="wheelchair.png" descr="A person in a wheelchair&#10;&#10;Description automatically generated"/>
+                  <wp:cNvGraphicFramePr>
+                    <a:graphicFrameLocks xmlns:a="http://schemas.openxmlformats.org/drawingml/2006/main" noChangeAspect="1"/>
+                  </wp:cNvGraphicFramePr>
+                  <a:graphic xmlns:a="http://schemas.openxmlformats.org/drawingml/2006/main">
+                    <a:graphicData uri="http://schemas.openxmlformats.org/drawingml/2006/picture">
+                      <pic:pic xmlns:pic="http://schemas.openxmlformats.org/drawingml/2006/picture">
+                        <pic:nvPicPr>
+                          <pic:cNvPr id="401613194" name="wheelchair.png" descr="A person in a wheelchair&#10;&#10;Description automatically generated"/>
+                          <pic:cNvPicPr/>
+                        </pic:nvPicPr>
+                        <pic:blipFill>
+                          <a:blip r:link="rId6"/>
+                          <a:stretch>
+                            <a:fillRect/>
+                          </a:stretch>
+                        </pic:blipFill>
+                        <pic:spPr>
+                          <a:xfrm>
+                            <a:off x="0" y="0"/>
+                            <a:ext cx="2184400" cy="1857866"/>
+                          </a:xfrm>
+                          <a:prstGeom prst="rect">
+                            <a:avLst/>
+                          </a:prstGeom>
+                        </pic:spPr>
+                      </pic:pic>
+                    </a:graphicData>
+                  </a:graphic>
+                  <wp14:sizeRelH relativeFrom="margin">
+                    <wp14:pctWidth>0</wp14:pctWidth>
+                  </wp14:sizeRelH>
+                  <wp14:sizeRelV relativeFrom="margin">
+                    <wp14:pctHeight>0</wp14:pctHeight>
+                  </wp14:sizeRelV>
+                </wp:anchor>
+              </w:drawing>
+            </w:r>
+          </w:p>
+          <w:p/>
+        </w:tc>
+      </w:tr>
+      <w:tr>
+        <w:trPr>
+          <w:trHeight w:val="180"/>
+        </w:trPr>
+        <w:tc>
+          <w:tcPr>
+            <w:tcW w:w="236" w:type="dxa"/>
+            <w:tcBorders>
+              <w:top w:val="nil"/>
+              <w:left w:val="nil"/>
+              <w:bottom w:val="nil"/>
+              <w:right w:val="nil"/>
+            </w:tcBorders>
+          </w:tcPr>
+          <w:p>
+            <w:pPr>
+              <w:jc w:val="center"/>
+              <w:rPr>
+                <w:sz w:val="10"/>
+                <w:szCs w:val="10"/>
+              </w:rPr>
+            </w:pPr>
+          </w:p>
+        </w:tc>
+        <w:tc>
+          <w:tcPr>
+            <w:tcW w:w="2623" w:type="dxa"/>
+            <w:tcBorders>
+              <w:top w:val="nil"/>
+              <w:left w:val="nil"/>
+              <w:bottom w:val="nil"/>
+              <w:right w:val="nil"/>
+            </w:tcBorders>
+          </w:tcPr>
+          <w:p>
+            <w:pPr>
+              <w:jc w:val="center"/>
+              <w:rPr>
+                <w:sz w:val="10"/>
+                <w:szCs w:val="10"/>
+              </w:rPr>
+            </w:pPr>
+          </w:p>
+        </w:tc>
+        <w:tc>
+          <w:tcPr>
+            <w:tcW w:w="7909" w:type="dxa"/>
+            <w:gridSpan w:val="2"/>
+            <w:tcBorders>
+              <w:top w:val="nil"/>
+              <w:left w:val="nil"/>
+              <w:bottom w:val="nil"/>
+              <w:right w:val="nil"/>
+            </w:tcBorders>
+          </w:tcPr>
+          <w:p>
+            <w:pPr>
+              <w:jc w:val="center"/>
+              <w:rPr>
+                <w:sz w:val="10"/>
+                <w:szCs w:val="10"/>
+              </w:rPr>
+            </w:pPr>
+          </w:p>
+        </w:tc>
+      </w:tr>
+    </w:tbl>
     <w:p>
       <w:r>
         <w:rPr>
@@ -10,9 +457,9 @@
           <w:noProof/>
         </w:rPr>
         <w:drawing>
-          <wp:inline distT="0" distB="0" distL="0" distR="0" wp14:anchorId="1A6084B7" wp14:editId="1DF65F01">
+          <wp:inline distT="0" distB="0" distL="0" distR="0" wp14:anchorId="1A6084B7" wp14:editId="16B4066B">
             <wp:extent cx="1440000" cy="331200"/>
-            <wp:effectExtent l="0" t="0" r="8255" b="0"/>
+            <wp:effectExtent l="0" t="0" r="8255" b="12065"/>
             <wp:docPr id="1780695892" name="youtube logo.png" descr="A black text on a white background&#10;&#10;Description automatically generated"/>
             <wp:cNvGraphicFramePr>
               <a:graphicFrameLocks xmlns:a="http://schemas.openxmlformats.org/drawingml/2006/main" noChangeAspect="1"/>
@@ -25,7 +472,7 @@
                     <pic:cNvPicPr/>
                   </pic:nvPicPr>
                   <pic:blipFill>
-                    <a:blip r:link="rId11"/>
+                    <a:blip r:link="rId7"/>
                     <a:stretch>
                       <a:fillRect/>
                     </a:stretch>
@@ -54,7 +501,7 @@
           <w:noProof/>
         </w:rPr>
         <w:drawing>
-          <wp:anchor distT="0" distB="0" distL="114300" distR="114300" simplePos="0" relativeHeight="251670528" behindDoc="0" locked="0" layoutInCell="1" allowOverlap="1" wp14:anchorId="6B1678F7" wp14:editId="06C42D4E">
+          <wp:anchor distT="0" distB="0" distL="114300" distR="114300" simplePos="0" relativeHeight="251670528" behindDoc="0" locked="0" layoutInCell="1" allowOverlap="1" wp14:anchorId="6B1678F7" wp14:editId="3D2A2F13">
             <wp:simplePos x="0" y="0"/>
             <wp:positionH relativeFrom="column">
               <wp:posOffset>1657128</wp:posOffset>
@@ -63,7 +510,7 @@
               <wp:posOffset>238139</wp:posOffset>
             </wp:positionV>
             <wp:extent cx="3600000" cy="2023200"/>
-            <wp:effectExtent l="0" t="0" r="635" b="0"/>
+            <wp:effectExtent l="0" t="0" r="635" b="15240"/>
             <wp:wrapTopAndBottom/>
             <wp:docPr id="1904480133" name="DC motors part 1 cover.png"/>
             <wp:cNvGraphicFramePr>
@@ -77,7 +524,7 @@
                     <pic:cNvPicPr/>
                   </pic:nvPicPr>
                   <pic:blipFill>
-                    <a:blip r:link="rId15"/>
+                    <a:blip r:link="rId8"/>
                     <a:stretch>
                       <a:fillRect/>
                     </a:stretch>
@@ -106,13 +553,17 @@
     </w:p>
     <w:p>
       <w:pPr>
-        <w:pStyle w:val="YouTubelinkURL"/>
-      </w:pPr>
-      <w:hyperlink r:id="rId16" w:tgtFrame="_blank" w:history="1">
+        <w:jc w:val="center"/>
+      </w:pPr>
+      <w:hyperlink r:id="rId9" w:tgtFrame="_blank" w:history="1">
         <w:r>
           <w:rPr>
             <w:rStyle w:val="Hyperlink"/>
-            <w:color w:val="156082" w:themeColor="accent1"/>
+            <w:rFonts w:ascii="Roboto" w:hAnsi="Roboto"/>
+            <w:color w:val="065FD4"/>
+            <w:sz w:val="23"/>
+            <w:szCs w:val="23"/>
+            <w:shd w:val="clear" w:color="auto" w:fill="F9F9F9"/>
           </w:rPr>
           <w:t>https://youtu.be/-ajj-YChfro</w:t>
         </w:r>
@@ -120,37 +571,80 @@
     </w:p>
     <w:p>
       <w:pPr>
-        <w:pStyle w:val="Heading2"/>
+        <w:rPr>
+          <w:b/>
+          <w:bCs/>
+        </w:rPr>
       </w:pPr>
       <w:r>
+        <w:rPr>
+          <w:b/>
+          <w:bCs/>
+        </w:rPr>
         <w:t>Over to you:</w:t>
       </w:r>
     </w:p>
     <w:p>
       <w:pPr>
-        <w:pStyle w:val="Bullet"/>
+        <w:pStyle w:val="ListParagraph"/>
+        <w:widowControl w:val="0"/>
+        <w:numPr>
+          <w:ilvl w:val="0"/>
+          <w:numId w:val="4"/>
+        </w:numPr>
+        <w:tabs>
+          <w:tab w:val="left" w:pos="330"/>
+        </w:tabs>
+        <w:rPr>
+          <w:rFonts w:cs="Arial"/>
+          <w14:ligatures w14:val="none"/>
+        </w:rPr>
       </w:pPr>
       <w:r>
+        <w:rPr>
+          <w:rFonts w:cs="Arial"/>
+          <w14:ligatures w14:val="none"/>
+        </w:rPr>
         <w:t xml:space="preserve">Watch the video “Controlling DC motors – </w:t>
       </w:r>
       <w:r>
+        <w:rPr>
+          <w:rFonts w:cs="Arial"/>
+          <w14:ligatures w14:val="none"/>
+        </w:rPr>
         <w:t>full bridge</w:t>
       </w:r>
       <w:r>
+        <w:rPr>
+          <w:rFonts w:cs="Arial"/>
+          <w14:ligatures w14:val="none"/>
+        </w:rPr>
         <w:t xml:space="preserve">” on the </w:t>
       </w:r>
       <w:proofErr w:type="spellStart"/>
       <w:r>
+        <w:rPr>
+          <w:rFonts w:cs="Arial"/>
+          <w14:ligatures w14:val="none"/>
+        </w:rPr>
         <w:t>Flowcode</w:t>
       </w:r>
       <w:proofErr w:type="spellEnd"/>
       <w:r>
+        <w:rPr>
+          <w:rFonts w:cs="Arial"/>
+          <w14:ligatures w14:val="none"/>
+        </w:rPr>
         <w:t xml:space="preserve"> YouTube site. </w:t>
       </w:r>
     </w:p>
     <w:p>
       <w:pPr>
-        <w:pStyle w:val="Bullet"/>
+        <w:pStyle w:val="ListParagraph"/>
+        <w:numPr>
+          <w:ilvl w:val="0"/>
+          <w:numId w:val="4"/>
+        </w:numPr>
       </w:pPr>
       <w:r>
         <w:t>Load the file “</w:t>
@@ -164,7 +658,11 @@
     </w:p>
     <w:p>
       <w:pPr>
-        <w:pStyle w:val="Bullet"/>
+        <w:pStyle w:val="ListParagraph"/>
+        <w:numPr>
+          <w:ilvl w:val="0"/>
+          <w:numId w:val="4"/>
+        </w:numPr>
       </w:pPr>
       <w:r>
         <w:t xml:space="preserve">The program </w:t>
@@ -175,15 +673,34 @@
     </w:p>
     <w:p>
       <w:pPr>
-        <w:pStyle w:val="Heading2"/>
+        <w:rPr>
+          <w:b/>
+          <w:bCs/>
+        </w:rPr>
       </w:pPr>
       <w:r>
+        <w:rPr>
+          <w:b/>
+          <w:bCs/>
+        </w:rPr>
         <w:t>Challenge:</w:t>
       </w:r>
     </w:p>
     <w:p>
       <w:pPr>
-        <w:pStyle w:val="Bullet"/>
+        <w:pStyle w:val="ListParagraph"/>
+        <w:widowControl w:val="0"/>
+        <w:numPr>
+          <w:ilvl w:val="0"/>
+          <w:numId w:val="4"/>
+        </w:numPr>
+        <w:tabs>
+          <w:tab w:val="left" w:pos="330"/>
+        </w:tabs>
+        <w:rPr>
+          <w:rFonts w:cs="Arial"/>
+          <w14:ligatures w14:val="none"/>
+        </w:rPr>
       </w:pPr>
       <w:r>
         <w:t>Modify the program so that two switches control the direction of the motor: forwards and backwards</w:t>
@@ -194,7 +711,19 @@
     </w:p>
     <w:p>
       <w:pPr>
-        <w:pStyle w:val="Bullet"/>
+        <w:pStyle w:val="ListParagraph"/>
+        <w:widowControl w:val="0"/>
+        <w:numPr>
+          <w:ilvl w:val="0"/>
+          <w:numId w:val="4"/>
+        </w:numPr>
+        <w:tabs>
+          <w:tab w:val="left" w:pos="330"/>
+        </w:tabs>
+        <w:rPr>
+          <w:rFonts w:cs="Arial"/>
+          <w14:ligatures w14:val="none"/>
+        </w:rPr>
       </w:pPr>
       <w:r>
         <w:t>Print</w:t>
@@ -208,9 +737,16 @@
     </w:p>
     <w:p>
       <w:pPr>
-        <w:pStyle w:val="Heading2"/>
+        <w:rPr>
+          <w:b/>
+          <w:bCs/>
+        </w:rPr>
       </w:pPr>
       <w:r>
+        <w:rPr>
+          <w:b/>
+          <w:bCs/>
+        </w:rPr>
         <w:t>Hints:</w:t>
       </w:r>
     </w:p>
@@ -219,7 +755,7 @@
         <w:pStyle w:val="Numberedbullet"/>
         <w:numPr>
           <w:ilvl w:val="0"/>
-          <w:numId w:val="24"/>
+          <w:numId w:val="17"/>
         </w:numPr>
         <w:rPr>
           <w:rStyle w:val="NumberedbulletChar"/>
@@ -241,10 +777,6 @@
     <w:p>
       <w:pPr>
         <w:pStyle w:val="Numberedbullet"/>
-        <w:numPr>
-          <w:ilvl w:val="0"/>
-          <w:numId w:val="24"/>
-        </w:numPr>
         <w:rPr>
           <w:rStyle w:val="NumberedbulletChar"/>
         </w:rPr>
@@ -277,10 +809,6 @@
     <w:p>
       <w:pPr>
         <w:pStyle w:val="Numberedbullet"/>
-        <w:numPr>
-          <w:ilvl w:val="0"/>
-          <w:numId w:val="24"/>
-        </w:numPr>
         <w:rPr>
           <w:rStyle w:val="NumberedbulletChar"/>
         </w:rPr>
@@ -298,7 +826,23 @@
         <w:t>branches of the SWITCH icon.</w:t>
       </w:r>
     </w:p>
-    <w:sectPr/>
+    <w:p>
+      <w:pPr>
+        <w:rPr>
+          <w:rFonts w:cs="Calibri"/>
+          <w14:ligatures w14:val="none"/>
+        </w:rPr>
+      </w:pPr>
+    </w:p>
+    <w:sectPr>
+      <w:type w:val="continuous"/>
+      <w:pgSz w:w="11906" w:h="16838"/>
+      <w:pgMar w:top="907" w:right="567" w:bottom="567" w:left="567" w:header="709" w:footer="709" w:gutter="0"/>
+      <w:pgNumType w:start="0"/>
+      <w:cols w:space="708"/>
+      <w:titlePg/>
+      <w:docGrid w:linePitch="360"/>
+    </w:sectPr>
   </w:body>
 </w:document>
 </file>
@@ -846,11 +1390,10 @@
   <w:abstractNum w:abstractNumId="5" w15:restartNumberingAfterBreak="0">
     <w:nsid w:val="510F0421"/>
     <w:multiLevelType w:val="hybridMultilevel"/>
-    <w:tmpl w:val="FEC092D4"/>
-    <w:lvl w:ilvl="0" w:tplc="7C900536">
-      <w:start w:val="1"/>
-      <w:numFmt w:val="bullet"/>
-      <w:pStyle w:val="Bullet"/>
+    <w:tmpl w:val="2BBAC80C"/>
+    <w:lvl w:ilvl="0" w:tplc="08090001">
+      <w:start w:val="1"/>
+      <w:numFmt w:val="bullet"/>
       <w:lvlText w:val=""/>
       <w:lvlJc w:val="left"/>
       <w:pPr>
@@ -860,7 +1403,7 @@
         <w:rFonts w:ascii="Symbol" w:hAnsi="Symbol" w:hint="default"/>
       </w:rPr>
     </w:lvl>
-    <w:lvl w:ilvl="1" w:tplc="08090003">
+    <w:lvl w:ilvl="1" w:tplc="08090003" w:tentative="1">
       <w:start w:val="1"/>
       <w:numFmt w:val="bullet"/>
       <w:lvlText w:val="o"/>
@@ -1077,6 +1620,7 @@
     <w:lvl w:ilvl="0" w:tplc="2F0AFC86">
       <w:start w:val="1"/>
       <w:numFmt w:val="decimal"/>
+      <w:pStyle w:val="Numberedbullet"/>
       <w:lvlText w:val="%1."/>
       <w:lvlJc w:val="left"/>
       <w:pPr>
@@ -1270,93 +1814,6 @@
     </w:lvl>
   </w:abstractNum>
   <w:abstractNum w:abstractNumId="9" w15:restartNumberingAfterBreak="0">
-    <w:nsid w:val="691A4E7A"/>
-    <w:multiLevelType w:val="hybridMultilevel"/>
-    <w:tmpl w:val="30885F9E"/>
-    <w:lvl w:ilvl="0" w:tplc="E82A5A4C">
-      <w:start w:val="1"/>
-      <w:numFmt w:val="decimal"/>
-      <w:pStyle w:val="Numberedbullet"/>
-      <w:lvlText w:val="%1."/>
-      <w:lvlJc w:val="left"/>
-      <w:pPr>
-        <w:ind w:left="720" w:hanging="360"/>
-      </w:pPr>
-    </w:lvl>
-    <w:lvl w:ilvl="1" w:tplc="08090019" w:tentative="1">
-      <w:start w:val="1"/>
-      <w:numFmt w:val="lowerLetter"/>
-      <w:lvlText w:val="%2."/>
-      <w:lvlJc w:val="left"/>
-      <w:pPr>
-        <w:ind w:left="1440" w:hanging="360"/>
-      </w:pPr>
-    </w:lvl>
-    <w:lvl w:ilvl="2" w:tplc="0809001B" w:tentative="1">
-      <w:start w:val="1"/>
-      <w:numFmt w:val="lowerRoman"/>
-      <w:lvlText w:val="%3."/>
-      <w:lvlJc w:val="right"/>
-      <w:pPr>
-        <w:ind w:left="2160" w:hanging="180"/>
-      </w:pPr>
-    </w:lvl>
-    <w:lvl w:ilvl="3" w:tplc="0809000F" w:tentative="1">
-      <w:start w:val="1"/>
-      <w:numFmt w:val="decimal"/>
-      <w:lvlText w:val="%4."/>
-      <w:lvlJc w:val="left"/>
-      <w:pPr>
-        <w:ind w:left="2880" w:hanging="360"/>
-      </w:pPr>
-    </w:lvl>
-    <w:lvl w:ilvl="4" w:tplc="08090019" w:tentative="1">
-      <w:start w:val="1"/>
-      <w:numFmt w:val="lowerLetter"/>
-      <w:lvlText w:val="%5."/>
-      <w:lvlJc w:val="left"/>
-      <w:pPr>
-        <w:ind w:left="3600" w:hanging="360"/>
-      </w:pPr>
-    </w:lvl>
-    <w:lvl w:ilvl="5" w:tplc="0809001B" w:tentative="1">
-      <w:start w:val="1"/>
-      <w:numFmt w:val="lowerRoman"/>
-      <w:lvlText w:val="%6."/>
-      <w:lvlJc w:val="right"/>
-      <w:pPr>
-        <w:ind w:left="4320" w:hanging="180"/>
-      </w:pPr>
-    </w:lvl>
-    <w:lvl w:ilvl="6" w:tplc="0809000F" w:tentative="1">
-      <w:start w:val="1"/>
-      <w:numFmt w:val="decimal"/>
-      <w:lvlText w:val="%7."/>
-      <w:lvlJc w:val="left"/>
-      <w:pPr>
-        <w:ind w:left="5040" w:hanging="360"/>
-      </w:pPr>
-    </w:lvl>
-    <w:lvl w:ilvl="7" w:tplc="08090019" w:tentative="1">
-      <w:start w:val="1"/>
-      <w:numFmt w:val="lowerLetter"/>
-      <w:lvlText w:val="%8."/>
-      <w:lvlJc w:val="left"/>
-      <w:pPr>
-        <w:ind w:left="5760" w:hanging="360"/>
-      </w:pPr>
-    </w:lvl>
-    <w:lvl w:ilvl="8" w:tplc="0809001B" w:tentative="1">
-      <w:start w:val="1"/>
-      <w:numFmt w:val="lowerRoman"/>
-      <w:lvlText w:val="%9."/>
-      <w:lvlJc w:val="right"/>
-      <w:pPr>
-        <w:ind w:left="6480" w:hanging="180"/>
-      </w:pPr>
-    </w:lvl>
-  </w:abstractNum>
-  <w:abstractNum w:abstractNumId="10" w15:restartNumberingAfterBreak="0">
     <w:nsid w:val="71645606"/>
     <w:multiLevelType w:val="hybridMultilevel"/>
     <w:tmpl w:val="E12ACBC8"/>
@@ -1527,7 +1984,7 @@
     </w:lvlOverride>
   </w:num>
   <w:num w:numId="13" w16cid:durableId="365447515">
-    <w:abstractNumId w:val="10"/>
+    <w:abstractNumId w:val="9"/>
   </w:num>
   <w:num w:numId="14" w16cid:durableId="697898980">
     <w:abstractNumId w:val="4"/>
@@ -1561,36 +2018,6 @@
   </w:num>
   <w:num w:numId="21" w16cid:durableId="2013603019">
     <w:abstractNumId w:val="7"/>
-    <w:lvlOverride w:ilvl="0">
-      <w:startOverride w:val="1"/>
-    </w:lvlOverride>
-  </w:num>
-  <w:num w:numId="22" w16cid:durableId="2134008552">
-    <w:abstractNumId w:val="5"/>
-  </w:num>
-  <w:num w:numId="23" w16cid:durableId="759058088">
-    <w:abstractNumId w:val="9"/>
-  </w:num>
-  <w:num w:numId="24" w16cid:durableId="924612328">
-    <w:abstractNumId w:val="9"/>
-    <w:lvlOverride w:ilvl="0">
-      <w:startOverride w:val="1"/>
-    </w:lvlOverride>
-  </w:num>
-  <w:num w:numId="25" w16cid:durableId="259267358">
-    <w:abstractNumId w:val="9"/>
-    <w:lvlOverride w:ilvl="0">
-      <w:startOverride w:val="1"/>
-    </w:lvlOverride>
-  </w:num>
-  <w:num w:numId="26" w16cid:durableId="611596466">
-    <w:abstractNumId w:val="9"/>
-    <w:lvlOverride w:ilvl="0">
-      <w:startOverride w:val="1"/>
-    </w:lvlOverride>
-  </w:num>
-  <w:num w:numId="27" w16cid:durableId="1606500801">
-    <w:abstractNumId w:val="9"/>
     <w:lvlOverride w:ilvl="0">
       <w:startOverride w:val="1"/>
     </w:lvlOverride>
@@ -1998,14 +2425,10 @@
   <w:style w:type="paragraph" w:default="1" w:styleId="Normal">
     <w:name w:val="Normal"/>
     <w:qFormat/>
-    <w:rsid w:val="00C117D6"/>
-    <w:pPr>
-      <w:widowControl w:val="0"/>
-      <w:spacing w:after="0" w:line="240" w:lineRule="auto"/>
-    </w:pPr>
-    <w:rPr>
-      <w:rFonts w:ascii="Arial" w:hAnsi="Arial" w:cs="Arial"/>
-      <w14:ligatures w14:val="none"/>
+    <w:rsid w:val="009B4993"/>
+    <w:rPr>
+      <w:rFonts w:ascii="Arial" w:hAnsi="Arial"/>
+      <w:sz w:val="24"/>
     </w:rPr>
   </w:style>
   <w:style w:type="paragraph" w:styleId="Heading1">
@@ -2015,7 +2438,7 @@
     <w:link w:val="Heading1Char"/>
     <w:uiPriority w:val="9"/>
     <w:qFormat/>
-    <w:rsid w:val="00C117D6"/>
+    <w:rsid w:val="00142591"/>
     <w:pPr>
       <w:keepNext/>
       <w:keepLines/>
@@ -2023,33 +2446,27 @@
       <w:outlineLvl w:val="0"/>
     </w:pPr>
     <w:rPr>
-      <w:rFonts w:eastAsiaTheme="majorEastAsia"/>
-      <w:b/>
-      <w:bCs/>
-      <w:sz w:val="28"/>
-      <w:szCs w:val="28"/>
+      <w:rFonts w:asciiTheme="majorHAnsi" w:eastAsiaTheme="majorEastAsia" w:hAnsiTheme="majorHAnsi" w:cstheme="majorBidi"/>
+      <w:color w:val="0F4761" w:themeColor="accent1" w:themeShade="BF"/>
+      <w:sz w:val="40"/>
+      <w:szCs w:val="40"/>
     </w:rPr>
   </w:style>
   <w:style w:type="paragraph" w:styleId="Heading2">
     <w:name w:val="heading 2"/>
-    <w:basedOn w:val="Normal"/>
+    <w:basedOn w:val="Heading3"/>
     <w:next w:val="Normal"/>
     <w:link w:val="Heading2Char"/>
     <w:uiPriority w:val="9"/>
     <w:unhideWhenUsed/>
     <w:qFormat/>
-    <w:rsid w:val="00C117D6"/>
+    <w:rsid w:val="005C2891"/>
     <w:pPr>
-      <w:keepNext/>
-      <w:keepLines/>
-      <w:spacing w:before="160" w:after="80"/>
       <w:outlineLvl w:val="1"/>
     </w:pPr>
     <w:rPr>
-      <w:rFonts w:eastAsiaTheme="majorEastAsia"/>
       <w:b/>
       <w:bCs/>
-      <w:color w:val="000000" w:themeColor="text1"/>
     </w:rPr>
   </w:style>
   <w:style w:type="paragraph" w:styleId="Heading3">
@@ -2060,7 +2477,7 @@
     <w:uiPriority w:val="9"/>
     <w:unhideWhenUsed/>
     <w:qFormat/>
-    <w:rsid w:val="00C117D6"/>
+    <w:rsid w:val="0001096B"/>
     <w:pPr>
       <w:keepNext/>
       <w:keepLines/>
@@ -2082,7 +2499,8 @@
     <w:uiPriority w:val="9"/>
     <w:semiHidden/>
     <w:unhideWhenUsed/>
-    <w:rsid w:val="00C117D6"/>
+    <w:qFormat/>
+    <w:rsid w:val="00142591"/>
     <w:pPr>
       <w:keepNext/>
       <w:keepLines/>
@@ -2105,7 +2523,7 @@
     <w:semiHidden/>
     <w:unhideWhenUsed/>
     <w:qFormat/>
-    <w:rsid w:val="00C117D6"/>
+    <w:rsid w:val="00142591"/>
     <w:pPr>
       <w:keepNext/>
       <w:keepLines/>
@@ -2126,11 +2544,11 @@
     <w:semiHidden/>
     <w:unhideWhenUsed/>
     <w:qFormat/>
-    <w:rsid w:val="00C117D6"/>
+    <w:rsid w:val="00142591"/>
     <w:pPr>
       <w:keepNext/>
       <w:keepLines/>
-      <w:spacing w:before="40"/>
+      <w:spacing w:before="40" w:after="0"/>
       <w:outlineLvl w:val="5"/>
     </w:pPr>
     <w:rPr>
@@ -2149,11 +2567,11 @@
     <w:semiHidden/>
     <w:unhideWhenUsed/>
     <w:qFormat/>
-    <w:rsid w:val="00C117D6"/>
+    <w:rsid w:val="00142591"/>
     <w:pPr>
       <w:keepNext/>
       <w:keepLines/>
-      <w:spacing w:before="40"/>
+      <w:spacing w:before="40" w:after="0"/>
       <w:outlineLvl w:val="6"/>
     </w:pPr>
     <w:rPr>
@@ -2170,10 +2588,11 @@
     <w:semiHidden/>
     <w:unhideWhenUsed/>
     <w:qFormat/>
-    <w:rsid w:val="00C117D6"/>
+    <w:rsid w:val="00142591"/>
     <w:pPr>
       <w:keepNext/>
       <w:keepLines/>
+      <w:spacing w:after="0"/>
       <w:outlineLvl w:val="7"/>
     </w:pPr>
     <w:rPr>
@@ -2192,10 +2611,11 @@
     <w:semiHidden/>
     <w:unhideWhenUsed/>
     <w:qFormat/>
-    <w:rsid w:val="00C117D6"/>
+    <w:rsid w:val="00142591"/>
     <w:pPr>
       <w:keepNext/>
       <w:keepLines/>
+      <w:spacing w:after="0"/>
       <w:outlineLvl w:val="8"/>
     </w:pPr>
     <w:rPr>
@@ -2235,14 +2655,12 @@
     <w:basedOn w:val="DefaultParagraphFont"/>
     <w:link w:val="Heading1"/>
     <w:uiPriority w:val="9"/>
-    <w:rsid w:val="00C117D6"/>
-    <w:rPr>
-      <w:rFonts w:ascii="Arial" w:eastAsiaTheme="majorEastAsia" w:hAnsi="Arial" w:cs="Arial"/>
-      <w:b/>
-      <w:bCs/>
-      <w:sz w:val="28"/>
-      <w:szCs w:val="28"/>
-      <w14:ligatures w14:val="none"/>
+    <w:rsid w:val="00142591"/>
+    <w:rPr>
+      <w:rFonts w:asciiTheme="majorHAnsi" w:eastAsiaTheme="majorEastAsia" w:hAnsiTheme="majorHAnsi" w:cstheme="majorBidi"/>
+      <w:color w:val="0F4761" w:themeColor="accent1" w:themeShade="BF"/>
+      <w:sz w:val="40"/>
+      <w:szCs w:val="40"/>
     </w:rPr>
   </w:style>
   <w:style w:type="character" w:customStyle="1" w:styleId="Heading2Char">
@@ -2250,13 +2668,14 @@
     <w:basedOn w:val="DefaultParagraphFont"/>
     <w:link w:val="Heading2"/>
     <w:uiPriority w:val="9"/>
-    <w:rsid w:val="00C117D6"/>
-    <w:rPr>
-      <w:rFonts w:ascii="Arial" w:eastAsiaTheme="majorEastAsia" w:hAnsi="Arial" w:cs="Arial"/>
+    <w:rsid w:val="005C2891"/>
+    <w:rPr>
+      <w:rFonts w:ascii="Arial" w:eastAsiaTheme="majorEastAsia" w:hAnsi="Arial" w:cstheme="majorBidi"/>
       <w:b/>
       <w:bCs/>
       <w:color w:val="000000" w:themeColor="text1"/>
-      <w14:ligatures w14:val="none"/>
+      <w:sz w:val="28"/>
+      <w:szCs w:val="28"/>
     </w:rPr>
   </w:style>
   <w:style w:type="character" w:customStyle="1" w:styleId="Heading3Char">
@@ -2264,13 +2683,12 @@
     <w:basedOn w:val="DefaultParagraphFont"/>
     <w:link w:val="Heading3"/>
     <w:uiPriority w:val="9"/>
-    <w:rsid w:val="00C117D6"/>
-    <w:rPr>
-      <w:rFonts w:ascii="Arial" w:eastAsiaTheme="majorEastAsia" w:hAnsi="Arial" w:cstheme="majorBidi"/>
+    <w:rsid w:val="0001096B"/>
+    <w:rPr>
+      <w:rFonts w:eastAsiaTheme="majorEastAsia" w:cstheme="majorBidi"/>
       <w:color w:val="000000" w:themeColor="text1"/>
       <w:sz w:val="28"/>
       <w:szCs w:val="28"/>
-      <w14:ligatures w14:val="none"/>
     </w:rPr>
   </w:style>
   <w:style w:type="character" w:customStyle="1" w:styleId="Heading4Char">
@@ -2279,13 +2697,12 @@
     <w:link w:val="Heading4"/>
     <w:uiPriority w:val="9"/>
     <w:semiHidden/>
-    <w:rsid w:val="00C117D6"/>
-    <w:rPr>
-      <w:rFonts w:ascii="Arial" w:eastAsiaTheme="majorEastAsia" w:hAnsi="Arial" w:cstheme="majorBidi"/>
+    <w:rsid w:val="00142591"/>
+    <w:rPr>
+      <w:rFonts w:eastAsiaTheme="majorEastAsia" w:cstheme="majorBidi"/>
       <w:i/>
       <w:iCs/>
       <w:color w:val="0F4761" w:themeColor="accent1" w:themeShade="BF"/>
-      <w14:ligatures w14:val="none"/>
     </w:rPr>
   </w:style>
   <w:style w:type="character" w:customStyle="1" w:styleId="Heading5Char">
@@ -2294,11 +2711,10 @@
     <w:link w:val="Heading5"/>
     <w:uiPriority w:val="9"/>
     <w:semiHidden/>
-    <w:rsid w:val="00C117D6"/>
-    <w:rPr>
-      <w:rFonts w:ascii="Arial" w:eastAsiaTheme="majorEastAsia" w:hAnsi="Arial" w:cstheme="majorBidi"/>
+    <w:rsid w:val="00142591"/>
+    <w:rPr>
+      <w:rFonts w:eastAsiaTheme="majorEastAsia" w:cstheme="majorBidi"/>
       <w:color w:val="0F4761" w:themeColor="accent1" w:themeShade="BF"/>
-      <w14:ligatures w14:val="none"/>
     </w:rPr>
   </w:style>
   <w:style w:type="character" w:customStyle="1" w:styleId="Heading6Char">
@@ -2307,13 +2723,12 @@
     <w:link w:val="Heading6"/>
     <w:uiPriority w:val="9"/>
     <w:semiHidden/>
-    <w:rsid w:val="00C117D6"/>
-    <w:rPr>
-      <w:rFonts w:ascii="Arial" w:eastAsiaTheme="majorEastAsia" w:hAnsi="Arial" w:cstheme="majorBidi"/>
+    <w:rsid w:val="00142591"/>
+    <w:rPr>
+      <w:rFonts w:eastAsiaTheme="majorEastAsia" w:cstheme="majorBidi"/>
       <w:i/>
       <w:iCs/>
       <w:color w:val="595959" w:themeColor="text1" w:themeTint="A6"/>
-      <w14:ligatures w14:val="none"/>
     </w:rPr>
   </w:style>
   <w:style w:type="character" w:customStyle="1" w:styleId="Heading7Char">
@@ -2322,11 +2737,10 @@
     <w:link w:val="Heading7"/>
     <w:uiPriority w:val="9"/>
     <w:semiHidden/>
-    <w:rsid w:val="00C117D6"/>
-    <w:rPr>
-      <w:rFonts w:ascii="Arial" w:eastAsiaTheme="majorEastAsia" w:hAnsi="Arial" w:cstheme="majorBidi"/>
+    <w:rsid w:val="00142591"/>
+    <w:rPr>
+      <w:rFonts w:eastAsiaTheme="majorEastAsia" w:cstheme="majorBidi"/>
       <w:color w:val="595959" w:themeColor="text1" w:themeTint="A6"/>
-      <w14:ligatures w14:val="none"/>
     </w:rPr>
   </w:style>
   <w:style w:type="character" w:customStyle="1" w:styleId="Heading8Char">
@@ -2335,13 +2749,12 @@
     <w:link w:val="Heading8"/>
     <w:uiPriority w:val="9"/>
     <w:semiHidden/>
-    <w:rsid w:val="00C117D6"/>
-    <w:rPr>
-      <w:rFonts w:ascii="Arial" w:eastAsiaTheme="majorEastAsia" w:hAnsi="Arial" w:cstheme="majorBidi"/>
+    <w:rsid w:val="00142591"/>
+    <w:rPr>
+      <w:rFonts w:eastAsiaTheme="majorEastAsia" w:cstheme="majorBidi"/>
       <w:i/>
       <w:iCs/>
       <w:color w:val="272727" w:themeColor="text1" w:themeTint="D8"/>
-      <w14:ligatures w14:val="none"/>
     </w:rPr>
   </w:style>
   <w:style w:type="character" w:customStyle="1" w:styleId="Heading9Char">
@@ -2350,50 +2763,44 @@
     <w:link w:val="Heading9"/>
     <w:uiPriority w:val="9"/>
     <w:semiHidden/>
-    <w:rsid w:val="00C117D6"/>
-    <w:rPr>
-      <w:rFonts w:ascii="Arial" w:eastAsiaTheme="majorEastAsia" w:hAnsi="Arial" w:cstheme="majorBidi"/>
+    <w:rsid w:val="00142591"/>
+    <w:rPr>
+      <w:rFonts w:eastAsiaTheme="majorEastAsia" w:cstheme="majorBidi"/>
       <w:color w:val="272727" w:themeColor="text1" w:themeTint="D8"/>
-      <w14:ligatures w14:val="none"/>
     </w:rPr>
   </w:style>
   <w:style w:type="paragraph" w:styleId="Title">
     <w:name w:val="Title"/>
-    <w:aliases w:val="Worksheet title"/>
     <w:basedOn w:val="Normal"/>
     <w:next w:val="Normal"/>
     <w:link w:val="TitleChar"/>
     <w:uiPriority w:val="10"/>
-    <w:rsid w:val="00C117D6"/>
+    <w:qFormat/>
+    <w:rsid w:val="00142591"/>
     <w:pPr>
+      <w:spacing w:after="80" w:line="240" w:lineRule="auto"/>
       <w:contextualSpacing/>
     </w:pPr>
     <w:rPr>
-      <w:rFonts w:eastAsiaTheme="majorEastAsia"/>
-      <w:b/>
-      <w:bCs/>
+      <w:rFonts w:asciiTheme="majorHAnsi" w:eastAsiaTheme="majorEastAsia" w:hAnsiTheme="majorHAnsi" w:cstheme="majorBidi"/>
       <w:spacing w:val="-10"/>
       <w:kern w:val="28"/>
-      <w:sz w:val="40"/>
-      <w:szCs w:val="40"/>
+      <w:sz w:val="56"/>
+      <w:szCs w:val="56"/>
     </w:rPr>
   </w:style>
   <w:style w:type="character" w:customStyle="1" w:styleId="TitleChar">
     <w:name w:val="Title Char"/>
-    <w:aliases w:val="Worksheet title Char"/>
     <w:basedOn w:val="DefaultParagraphFont"/>
     <w:link w:val="Title"/>
     <w:uiPriority w:val="10"/>
-    <w:rsid w:val="00C117D6"/>
-    <w:rPr>
-      <w:rFonts w:ascii="Arial" w:eastAsiaTheme="majorEastAsia" w:hAnsi="Arial" w:cs="Arial"/>
-      <w:b/>
-      <w:bCs/>
+    <w:rsid w:val="00142591"/>
+    <w:rPr>
+      <w:rFonts w:asciiTheme="majorHAnsi" w:eastAsiaTheme="majorEastAsia" w:hAnsiTheme="majorHAnsi" w:cstheme="majorBidi"/>
       <w:spacing w:val="-10"/>
       <w:kern w:val="28"/>
-      <w:sz w:val="40"/>
-      <w:szCs w:val="40"/>
-      <w14:ligatures w14:val="none"/>
+      <w:sz w:val="56"/>
+      <w:szCs w:val="56"/>
     </w:rPr>
   </w:style>
   <w:style w:type="paragraph" w:styleId="Subtitle">
@@ -2403,7 +2810,7 @@
     <w:link w:val="SubtitleChar"/>
     <w:uiPriority w:val="11"/>
     <w:qFormat/>
-    <w:rsid w:val="00C117D6"/>
+    <w:rsid w:val="00142591"/>
     <w:pPr>
       <w:numPr>
         <w:ilvl w:val="1"/>
@@ -2422,24 +2829,23 @@
     <w:basedOn w:val="DefaultParagraphFont"/>
     <w:link w:val="Subtitle"/>
     <w:uiPriority w:val="11"/>
-    <w:rsid w:val="00C117D6"/>
-    <w:rPr>
-      <w:rFonts w:ascii="Arial" w:eastAsiaTheme="majorEastAsia" w:hAnsi="Arial" w:cstheme="majorBidi"/>
+    <w:rsid w:val="00142591"/>
+    <w:rPr>
+      <w:rFonts w:eastAsiaTheme="majorEastAsia" w:cstheme="majorBidi"/>
       <w:color w:val="595959" w:themeColor="text1" w:themeTint="A6"/>
       <w:spacing w:val="15"/>
       <w:sz w:val="28"/>
       <w:szCs w:val="28"/>
-      <w14:ligatures w14:val="none"/>
     </w:rPr>
   </w:style>
   <w:style w:type="paragraph" w:styleId="Quote">
     <w:name w:val="Quote"/>
-    <w:aliases w:val="Pack title small"/>
     <w:basedOn w:val="Normal"/>
     <w:next w:val="Normal"/>
     <w:link w:val="QuoteChar"/>
     <w:uiPriority w:val="29"/>
-    <w:rsid w:val="00C117D6"/>
+    <w:qFormat/>
+    <w:rsid w:val="00142591"/>
     <w:pPr>
       <w:spacing w:before="160"/>
       <w:jc w:val="center"/>
@@ -2452,27 +2858,23 @@
   </w:style>
   <w:style w:type="character" w:customStyle="1" w:styleId="QuoteChar">
     <w:name w:val="Quote Char"/>
-    <w:aliases w:val="Pack title small Char"/>
     <w:basedOn w:val="DefaultParagraphFont"/>
     <w:link w:val="Quote"/>
     <w:uiPriority w:val="29"/>
-    <w:rsid w:val="00C117D6"/>
-    <w:rPr>
-      <w:rFonts w:ascii="Arial" w:hAnsi="Arial" w:cs="Arial"/>
+    <w:rsid w:val="00142591"/>
+    <w:rPr>
       <w:i/>
       <w:iCs/>
       <w:color w:val="404040" w:themeColor="text1" w:themeTint="BF"/>
-      <w14:ligatures w14:val="none"/>
     </w:rPr>
   </w:style>
   <w:style w:type="paragraph" w:styleId="ListParagraph">
     <w:name w:val="List Paragraph"/>
-    <w:aliases w:val="Contents list"/>
     <w:basedOn w:val="Normal"/>
     <w:link w:val="ListParagraphChar"/>
     <w:uiPriority w:val="34"/>
     <w:qFormat/>
-    <w:rsid w:val="00C117D6"/>
+    <w:rsid w:val="00142591"/>
     <w:pPr>
       <w:ind w:left="720"/>
       <w:contextualSpacing/>
@@ -2482,7 +2884,8 @@
     <w:name w:val="Intense Emphasis"/>
     <w:basedOn w:val="DefaultParagraphFont"/>
     <w:uiPriority w:val="21"/>
-    <w:rsid w:val="00C117D6"/>
+    <w:qFormat/>
+    <w:rsid w:val="00142591"/>
     <w:rPr>
       <w:i/>
       <w:iCs/>
@@ -2495,7 +2898,8 @@
     <w:next w:val="Normal"/>
     <w:link w:val="IntenseQuoteChar"/>
     <w:uiPriority w:val="30"/>
-    <w:rsid w:val="00C117D6"/>
+    <w:qFormat/>
+    <w:rsid w:val="00142591"/>
     <w:pPr>
       <w:pBdr>
         <w:top w:val="single" w:sz="4" w:space="10" w:color="0F4761" w:themeColor="accent1" w:themeShade="BF"/>
@@ -2516,20 +2920,19 @@
     <w:basedOn w:val="DefaultParagraphFont"/>
     <w:link w:val="IntenseQuote"/>
     <w:uiPriority w:val="30"/>
-    <w:rsid w:val="00C117D6"/>
-    <w:rPr>
-      <w:rFonts w:ascii="Arial" w:hAnsi="Arial" w:cs="Arial"/>
+    <w:rsid w:val="00142591"/>
+    <w:rPr>
       <w:i/>
       <w:iCs/>
       <w:color w:val="0F4761" w:themeColor="accent1" w:themeShade="BF"/>
-      <w14:ligatures w14:val="none"/>
     </w:rPr>
   </w:style>
   <w:style w:type="character" w:styleId="IntenseReference">
     <w:name w:val="Intense Reference"/>
     <w:basedOn w:val="DefaultParagraphFont"/>
     <w:uiPriority w:val="32"/>
-    <w:rsid w:val="00C117D6"/>
+    <w:qFormat/>
+    <w:rsid w:val="00142591"/>
     <w:rPr>
       <w:b/>
       <w:bCs/>
@@ -2542,7 +2945,7 @@
     <w:name w:val="Table Grid"/>
     <w:basedOn w:val="TableNormal"/>
     <w:uiPriority w:val="39"/>
-    <w:rsid w:val="00C117D6"/>
+    <w:rsid w:val="00142591"/>
     <w:pPr>
       <w:spacing w:after="0" w:line="240" w:lineRule="auto"/>
     </w:pPr>
@@ -2560,16 +2963,15 @@
   <w:style w:type="paragraph" w:customStyle="1" w:styleId="Normalbullet">
     <w:name w:val="Normal bullet"/>
     <w:basedOn w:val="Normal"/>
-    <w:rsid w:val="00C117D6"/>
+    <w:rsid w:val="00142591"/>
     <w:pPr>
       <w:spacing w:after="120" w:line="300" w:lineRule="auto"/>
       <w:ind w:left="273" w:hanging="273"/>
     </w:pPr>
     <w:rPr>
-      <w:rFonts w:eastAsia="Times New Roman"/>
+      <w:rFonts w:eastAsia="Times New Roman" w:cs="Arial"/>
       <w:color w:val="000000"/>
       <w:kern w:val="28"/>
-      <w:sz w:val="24"/>
       <w:szCs w:val="20"/>
       <w:lang w:eastAsia="en-GB"/>
       <w14:ligatures w14:val="standard"/>
@@ -2581,7 +2983,7 @@
     <w:link w:val="NoSpacingChar"/>
     <w:uiPriority w:val="1"/>
     <w:qFormat/>
-    <w:rsid w:val="00C117D6"/>
+    <w:rsid w:val="0000079C"/>
     <w:pPr>
       <w:spacing w:after="0" w:line="240" w:lineRule="auto"/>
     </w:pPr>
@@ -2597,7 +2999,7 @@
     <w:basedOn w:val="DefaultParagraphFont"/>
     <w:link w:val="NoSpacing"/>
     <w:uiPriority w:val="1"/>
-    <w:rsid w:val="00C117D6"/>
+    <w:rsid w:val="0000079C"/>
     <w:rPr>
       <w:rFonts w:eastAsiaTheme="minorEastAsia"/>
       <w:kern w:val="0"/>
@@ -2620,33 +3022,36 @@
     <w:basedOn w:val="ListParagraph"/>
     <w:link w:val="NumberedbulletChar"/>
     <w:qFormat/>
-    <w:rsid w:val="00C117D6"/>
+    <w:rsid w:val="009B4993"/>
     <w:pPr>
+      <w:widowControl w:val="0"/>
       <w:numPr>
-        <w:numId w:val="23"/>
+        <w:numId w:val="5"/>
       </w:numPr>
-      <w:spacing w:line="288" w:lineRule="auto"/>
+      <w:tabs>
+        <w:tab w:val="left" w:pos="330"/>
+      </w:tabs>
     </w:pPr>
+    <w:rPr>
+      <w:rFonts w:cs="Calibri"/>
+      <w14:ligatures w14:val="none"/>
+    </w:rPr>
   </w:style>
   <w:style w:type="character" w:customStyle="1" w:styleId="ListParagraphChar">
     <w:name w:val="List Paragraph Char"/>
-    <w:aliases w:val="Contents list Char"/>
     <w:basedOn w:val="DefaultParagraphFont"/>
     <w:link w:val="ListParagraph"/>
     <w:uiPriority w:val="34"/>
-    <w:rsid w:val="00C117D6"/>
-    <w:rPr>
-      <w:rFonts w:ascii="Arial" w:hAnsi="Arial" w:cs="Arial"/>
-      <w14:ligatures w14:val="none"/>
-    </w:rPr>
+    <w:rsid w:val="00794596"/>
   </w:style>
   <w:style w:type="character" w:customStyle="1" w:styleId="NumberedbulletChar">
     <w:name w:val="Numbered bullet Char"/>
     <w:basedOn w:val="ListParagraphChar"/>
     <w:link w:val="Numberedbullet"/>
-    <w:rsid w:val="00C117D6"/>
-    <w:rPr>
-      <w:rFonts w:ascii="Arial" w:hAnsi="Arial" w:cs="Arial"/>
+    <w:rsid w:val="009B4993"/>
+    <w:rPr>
+      <w:rFonts w:ascii="Arial" w:hAnsi="Arial" w:cs="Calibri"/>
+      <w:sz w:val="24"/>
       <w14:ligatures w14:val="none"/>
     </w:rPr>
   </w:style>
@@ -2655,7 +3060,7 @@
     <w:basedOn w:val="DefaultParagraphFont"/>
     <w:uiPriority w:val="99"/>
     <w:unhideWhenUsed/>
-    <w:rsid w:val="00C117D6"/>
+    <w:rsid w:val="00DA5B27"/>
     <w:rPr>
       <w:color w:val="467886" w:themeColor="hyperlink"/>
       <w:u w:val="single"/>
@@ -2667,328 +3072,10 @@
     <w:uiPriority w:val="99"/>
     <w:semiHidden/>
     <w:unhideWhenUsed/>
-    <w:rsid w:val="00C117D6"/>
+    <w:rsid w:val="00DA5B27"/>
     <w:rPr>
       <w:color w:val="605E5C"/>
       <w:shd w:val="clear" w:color="auto" w:fill="E1DFDD"/>
-    </w:rPr>
-  </w:style>
-  <w:style w:type="character" w:styleId="BookTitle">
-    <w:name w:val="Book Title"/>
-    <w:basedOn w:val="DefaultParagraphFont"/>
-    <w:uiPriority w:val="33"/>
-    <w:qFormat/>
-    <w:rsid w:val="00C117D6"/>
-    <w:rPr>
-      <w:b/>
-      <w:bCs/>
-      <w:i/>
-      <w:iCs/>
-      <w:spacing w:val="5"/>
-    </w:rPr>
-  </w:style>
-  <w:style w:type="paragraph" w:customStyle="1" w:styleId="Bullet">
-    <w:name w:val="Bullet"/>
-    <w:basedOn w:val="ListParagraph"/>
-    <w:link w:val="BulletChar"/>
-    <w:qFormat/>
-    <w:rsid w:val="00C117D6"/>
-    <w:pPr>
-      <w:numPr>
-        <w:numId w:val="22"/>
-      </w:numPr>
-      <w:spacing w:before="120" w:after="120" w:line="288" w:lineRule="auto"/>
-    </w:pPr>
-  </w:style>
-  <w:style w:type="character" w:customStyle="1" w:styleId="BulletChar">
-    <w:name w:val="Bullet Char"/>
-    <w:basedOn w:val="ListParagraphChar"/>
-    <w:link w:val="Bullet"/>
-    <w:rsid w:val="00C117D6"/>
-    <w:rPr>
-      <w:rFonts w:ascii="Arial" w:hAnsi="Arial" w:cs="Arial"/>
-      <w14:ligatures w14:val="none"/>
-    </w:rPr>
-  </w:style>
-  <w:style w:type="paragraph" w:customStyle="1" w:styleId="Contents">
-    <w:name w:val="Contents"/>
-    <w:basedOn w:val="ListParagraph"/>
-    <w:link w:val="ContentsChar"/>
-    <w:qFormat/>
-    <w:rsid w:val="00C117D6"/>
-    <w:pPr>
-      <w:spacing w:line="336" w:lineRule="auto"/>
-    </w:pPr>
-  </w:style>
-  <w:style w:type="character" w:customStyle="1" w:styleId="ContentsChar">
-    <w:name w:val="Contents Char"/>
-    <w:basedOn w:val="ListParagraphChar"/>
-    <w:link w:val="Contents"/>
-    <w:rsid w:val="00C117D6"/>
-    <w:rPr>
-      <w:rFonts w:ascii="Arial" w:hAnsi="Arial" w:cs="Arial"/>
-      <w14:ligatures w14:val="none"/>
-    </w:rPr>
-  </w:style>
-  <w:style w:type="paragraph" w:customStyle="1" w:styleId="Packtitle">
-    <w:name w:val="Pack title"/>
-    <w:basedOn w:val="Normal"/>
-    <w:link w:val="PacktitleChar"/>
-    <w:qFormat/>
-    <w:rsid w:val="00C117D6"/>
-    <w:pPr>
-      <w:jc w:val="center"/>
-    </w:pPr>
-    <w:rPr>
-      <w:b/>
-      <w:bCs/>
-      <w:sz w:val="36"/>
-      <w:szCs w:val="36"/>
-    </w:rPr>
-  </w:style>
-  <w:style w:type="character" w:customStyle="1" w:styleId="PacktitleChar">
-    <w:name w:val="Pack title Char"/>
-    <w:basedOn w:val="DefaultParagraphFont"/>
-    <w:link w:val="Packtitle"/>
-    <w:rsid w:val="00C117D6"/>
-    <w:rPr>
-      <w:rFonts w:ascii="Arial" w:hAnsi="Arial" w:cs="Arial"/>
-      <w:b/>
-      <w:bCs/>
-      <w:sz w:val="36"/>
-      <w:szCs w:val="36"/>
-      <w14:ligatures w14:val="none"/>
-    </w:rPr>
-  </w:style>
-  <w:style w:type="paragraph" w:customStyle="1" w:styleId="Packtitle-topright">
-    <w:name w:val="Pack title - top right"/>
-    <w:basedOn w:val="Quote"/>
-    <w:link w:val="Packtitle-toprightChar"/>
-    <w:qFormat/>
-    <w:rsid w:val="00C117D6"/>
-    <w:pPr>
-      <w:spacing w:before="0"/>
-    </w:pPr>
-    <w:rPr>
-      <w:b/>
-      <w:bCs/>
-      <w:i w:val="0"/>
-      <w:iCs w:val="0"/>
-      <w:sz w:val="32"/>
-      <w:szCs w:val="32"/>
-    </w:rPr>
-  </w:style>
-  <w:style w:type="character" w:customStyle="1" w:styleId="Packtitle-toprightChar">
-    <w:name w:val="Pack title - top right Char"/>
-    <w:basedOn w:val="QuoteChar"/>
-    <w:link w:val="Packtitle-topright"/>
-    <w:rsid w:val="00C117D6"/>
-    <w:rPr>
-      <w:rFonts w:ascii="Arial" w:hAnsi="Arial" w:cs="Arial"/>
-      <w:b/>
-      <w:bCs/>
-      <w:i w:val="0"/>
-      <w:iCs w:val="0"/>
-      <w:color w:val="404040" w:themeColor="text1" w:themeTint="BF"/>
-      <w:sz w:val="32"/>
-      <w:szCs w:val="32"/>
-      <w14:ligatures w14:val="none"/>
-    </w:rPr>
-  </w:style>
-  <w:style w:type="paragraph" w:customStyle="1" w:styleId="Wsname">
-    <w:name w:val="Ws name"/>
-    <w:basedOn w:val="Normal"/>
-    <w:link w:val="WsnameChar"/>
-    <w:qFormat/>
-    <w:rsid w:val="00C117D6"/>
-    <w:rPr>
-      <w:b/>
-      <w:bCs/>
-      <w:sz w:val="28"/>
-      <w:szCs w:val="28"/>
-    </w:rPr>
-  </w:style>
-  <w:style w:type="character" w:customStyle="1" w:styleId="WsnameChar">
-    <w:name w:val="Ws name Char"/>
-    <w:basedOn w:val="DefaultParagraphFont"/>
-    <w:link w:val="Wsname"/>
-    <w:rsid w:val="00C117D6"/>
-    <w:rPr>
-      <w:rFonts w:ascii="Arial" w:hAnsi="Arial" w:cs="Arial"/>
-      <w:b/>
-      <w:bCs/>
-      <w:sz w:val="28"/>
-      <w:szCs w:val="28"/>
-      <w14:ligatures w14:val="none"/>
-    </w:rPr>
-  </w:style>
-  <w:style w:type="paragraph" w:customStyle="1" w:styleId="Wsnumber">
-    <w:name w:val="Ws number"/>
-    <w:basedOn w:val="Title"/>
-    <w:link w:val="WsnumberChar"/>
-    <w:qFormat/>
-    <w:rsid w:val="00C117D6"/>
-  </w:style>
-  <w:style w:type="character" w:customStyle="1" w:styleId="WsnumberChar">
-    <w:name w:val="Ws number Char"/>
-    <w:basedOn w:val="TitleChar"/>
-    <w:link w:val="Wsnumber"/>
-    <w:rsid w:val="00C117D6"/>
-    <w:rPr>
-      <w:rFonts w:ascii="Arial" w:eastAsiaTheme="majorEastAsia" w:hAnsi="Arial" w:cs="Arial"/>
-      <w:b/>
-      <w:bCs/>
-      <w:spacing w:val="-10"/>
-      <w:kern w:val="28"/>
-      <w:sz w:val="40"/>
-      <w:szCs w:val="40"/>
-      <w14:ligatures w14:val="none"/>
-    </w:rPr>
-  </w:style>
-  <w:style w:type="paragraph" w:customStyle="1" w:styleId="Wsreference">
-    <w:name w:val="Ws reference"/>
-    <w:basedOn w:val="Normal"/>
-    <w:link w:val="WsreferenceChar"/>
-    <w:qFormat/>
-    <w:rsid w:val="00C117D6"/>
-    <w:rPr>
-      <w:sz w:val="18"/>
-      <w:szCs w:val="18"/>
-    </w:rPr>
-  </w:style>
-  <w:style w:type="character" w:customStyle="1" w:styleId="WsreferenceChar">
-    <w:name w:val="Ws reference Char"/>
-    <w:basedOn w:val="DefaultParagraphFont"/>
-    <w:link w:val="Wsreference"/>
-    <w:rsid w:val="00C117D6"/>
-    <w:rPr>
-      <w:rFonts w:ascii="Arial" w:hAnsi="Arial" w:cs="Arial"/>
-      <w:sz w:val="18"/>
-      <w:szCs w:val="18"/>
-      <w14:ligatures w14:val="none"/>
-    </w:rPr>
-  </w:style>
-  <w:style w:type="paragraph" w:customStyle="1" w:styleId="YouTubelinkURL">
-    <w:name w:val="YouTube link URL"/>
-    <w:basedOn w:val="Normal"/>
-    <w:link w:val="YouTubelinkURLChar"/>
-    <w:qFormat/>
-    <w:rsid w:val="00C117D6"/>
-    <w:pPr>
-      <w:spacing w:after="120"/>
-      <w:jc w:val="center"/>
-    </w:pPr>
-    <w:rPr>
-      <w:rFonts w:ascii="Calibri" w:hAnsi="Calibri" w:cs="Calibri"/>
-      <w:b/>
-      <w:bCs/>
-      <w:color w:val="156082" w:themeColor="accent1"/>
-      <w:sz w:val="24"/>
-      <w:szCs w:val="24"/>
-      <w:u w:val="single"/>
-    </w:rPr>
-  </w:style>
-  <w:style w:type="character" w:customStyle="1" w:styleId="YouTubelinkURLChar">
-    <w:name w:val="YouTube link URL Char"/>
-    <w:basedOn w:val="DefaultParagraphFont"/>
-    <w:link w:val="YouTubelinkURL"/>
-    <w:rsid w:val="00C117D6"/>
-    <w:rPr>
-      <w:rFonts w:ascii="Calibri" w:hAnsi="Calibri" w:cs="Calibri"/>
-      <w:b/>
-      <w:bCs/>
-      <w:color w:val="156082" w:themeColor="accent1"/>
-      <w:sz w:val="24"/>
-      <w:szCs w:val="24"/>
-      <w:u w:val="single"/>
-      <w14:ligatures w14:val="none"/>
-    </w:rPr>
-  </w:style>
-  <w:style w:type="character" w:styleId="FollowedHyperlink">
-    <w:name w:val="FollowedHyperlink"/>
-    <w:basedOn w:val="DefaultParagraphFont"/>
-    <w:uiPriority w:val="99"/>
-    <w:semiHidden/>
-    <w:unhideWhenUsed/>
-    <w:rsid w:val="00964FB8"/>
-    <w:rPr>
-      <w:color w:val="96607D" w:themeColor="followedHyperlink"/>
-      <w:u w:val="single"/>
-    </w:rPr>
-  </w:style>
-  <w:style w:type="paragraph" w:styleId="Header">
-    <w:name w:val="header"/>
-    <w:basedOn w:val="Normal"/>
-    <w:link w:val="HeaderChar"/>
-    <w:uiPriority w:val="99"/>
-    <w:unhideWhenUsed/>
-    <w:rsid w:val="00482487"/>
-    <w:pPr>
-      <w:tabs>
-        <w:tab w:val="center" w:pos="4513"/>
-        <w:tab w:val="right" w:pos="9026"/>
-      </w:tabs>
-    </w:pPr>
-  </w:style>
-  <w:style w:type="character" w:customStyle="1" w:styleId="HeaderChar">
-    <w:name w:val="Header Char"/>
-    <w:basedOn w:val="DefaultParagraphFont"/>
-    <w:link w:val="Header"/>
-    <w:uiPriority w:val="99"/>
-    <w:rsid w:val="00482487"/>
-    <w:rPr>
-      <w:rFonts w:ascii="Arial" w:hAnsi="Arial" w:cs="Arial"/>
-      <w14:ligatures w14:val="none"/>
-    </w:rPr>
-  </w:style>
-  <w:style w:type="paragraph" w:styleId="Footer">
-    <w:name w:val="footer"/>
-    <w:basedOn w:val="Normal"/>
-    <w:link w:val="FooterChar"/>
-    <w:uiPriority w:val="99"/>
-    <w:unhideWhenUsed/>
-    <w:rsid w:val="00482487"/>
-    <w:pPr>
-      <w:tabs>
-        <w:tab w:val="center" w:pos="4513"/>
-        <w:tab w:val="right" w:pos="9026"/>
-      </w:tabs>
-    </w:pPr>
-  </w:style>
-  <w:style w:type="character" w:customStyle="1" w:styleId="FooterChar">
-    <w:name w:val="Footer Char"/>
-    <w:basedOn w:val="DefaultParagraphFont"/>
-    <w:link w:val="Footer"/>
-    <w:uiPriority w:val="99"/>
-    <w:rsid w:val="00482487"/>
-    <w:rPr>
-      <w:rFonts w:ascii="Arial" w:hAnsi="Arial" w:cs="Arial"/>
-      <w14:ligatures w14:val="none"/>
-    </w:rPr>
-  </w:style>
-  <w:style w:type="paragraph" w:customStyle="1" w:styleId="AIinstructions">
-    <w:name w:val="AI instructions"/>
-    <w:basedOn w:val="Normal"/>
-    <w:link w:val="AIinstructionsChar"/>
-    <w:qFormat/>
-    <w:rsid w:val="00DD1100"/>
-    <w:rPr>
-      <w:color w:val="EE0000"/>
-      <w:sz w:val="18"/>
-      <w:szCs w:val="18"/>
-    </w:rPr>
-  </w:style>
-  <w:style w:type="character" w:customStyle="1" w:styleId="AIinstructionsChar">
-    <w:name w:val="AI instructions Char"/>
-    <w:basedOn w:val="DefaultParagraphFont"/>
-    <w:link w:val="AIinstructions"/>
-    <w:rsid w:val="00DD1100"/>
-    <w:rPr>
-      <w:rFonts w:ascii="Arial" w:hAnsi="Arial" w:cs="Arial"/>
-      <w:color w:val="EE0000"/>
-      <w:sz w:val="18"/>
-      <w:szCs w:val="18"/>
-      <w14:ligatures w14:val="none"/>
     </w:rPr>
   </w:style>
 </w:styles>
@@ -3287,4 +3374,16 @@
     </a:ext>
   </a:extLst>
 </a:theme>
+</file>
+
+<file path=customXml/item1.xml><?xml version="1.0" encoding="utf-8"?>
+<b:Sources xmlns:b="http://schemas.openxmlformats.org/officeDocument/2006/bibliography" xmlns="http://schemas.openxmlformats.org/officeDocument/2006/bibliography" SelectedStyle="\APASixthEditionOfficeOnline.xsl" StyleName="APA" Version="6"/>
+</file>
+
+<file path=customXml/itemProps1.xml><?xml version="1.0" encoding="utf-8"?>
+<ds:datastoreItem xmlns:ds="http://schemas.openxmlformats.org/officeDocument/2006/customXml" ds:itemID="{BE5A20E6-7732-4185-AAE9-74F072D597D3}">
+  <ds:schemaRefs>
+    <ds:schemaRef ds:uri="http://schemas.openxmlformats.org/officeDocument/2006/bibliography"/>
+  </ds:schemaRefs>
+</ds:datastoreItem>
 </file>
--- a/content/CP0507/CP0507-2.docx
+++ b/content/CP0507/CP0507-2.docx
@@ -329,7 +329,7 @@
                 <w:noProof/>
               </w:rPr>
               <w:drawing>
-                <wp:anchor distT="0" distB="0" distL="114300" distR="114300" simplePos="0" relativeHeight="251679744" behindDoc="0" locked="0" layoutInCell="1" allowOverlap="1" wp14:anchorId="0694081E" wp14:editId="7CB535AD">
+                <wp:anchor distT="0" distB="0" distL="114300" distR="114300" simplePos="0" relativeHeight="251679744" behindDoc="0" locked="0" layoutInCell="1" allowOverlap="1" wp14:anchorId="0694081E" wp14:editId="7BC2029B">
                   <wp:simplePos x="0" y="0"/>
                   <wp:positionH relativeFrom="column">
                     <wp:posOffset>874395</wp:posOffset>
@@ -352,7 +352,7 @@
                           <pic:cNvPicPr/>
                         </pic:nvPicPr>
                         <pic:blipFill>
-                          <a:blip r:link="rId6"/>
+                          <a:blip r:embed="rId9" r:link="rId10"/>
                           <a:stretch>
                             <a:fillRect/>
                           </a:stretch>
@@ -457,9 +457,9 @@
           <w:noProof/>
         </w:rPr>
         <w:drawing>
-          <wp:inline distT="0" distB="0" distL="0" distR="0" wp14:anchorId="1A6084B7" wp14:editId="16B4066B">
+          <wp:inline distT="0" distB="0" distL="0" distR="0" wp14:anchorId="1A6084B7" wp14:editId="0C15074C">
             <wp:extent cx="1440000" cy="331200"/>
-            <wp:effectExtent l="0" t="0" r="8255" b="12065"/>
+            <wp:effectExtent l="0" t="0" r="8255" b="0"/>
             <wp:docPr id="1780695892" name="youtube logo.png" descr="A black text on a white background&#10;&#10;Description automatically generated"/>
             <wp:cNvGraphicFramePr>
               <a:graphicFrameLocks xmlns:a="http://schemas.openxmlformats.org/drawingml/2006/main" noChangeAspect="1"/>
@@ -472,7 +472,7 @@
                     <pic:cNvPicPr/>
                   </pic:nvPicPr>
                   <pic:blipFill>
-                    <a:blip r:link="rId7"/>
+                    <a:blip r:embed="rId11" r:link="rId12"/>
                     <a:stretch>
                       <a:fillRect/>
                     </a:stretch>
@@ -501,7 +501,7 @@
           <w:noProof/>
         </w:rPr>
         <w:drawing>
-          <wp:anchor distT="0" distB="0" distL="114300" distR="114300" simplePos="0" relativeHeight="251670528" behindDoc="0" locked="0" layoutInCell="1" allowOverlap="1" wp14:anchorId="6B1678F7" wp14:editId="3D2A2F13">
+          <wp:anchor distT="0" distB="0" distL="114300" distR="114300" simplePos="0" relativeHeight="251670528" behindDoc="0" locked="0" layoutInCell="1" allowOverlap="1" wp14:anchorId="6B1678F7" wp14:editId="0107F48F">
             <wp:simplePos x="0" y="0"/>
             <wp:positionH relativeFrom="column">
               <wp:posOffset>1657128</wp:posOffset>
@@ -510,7 +510,7 @@
               <wp:posOffset>238139</wp:posOffset>
             </wp:positionV>
             <wp:extent cx="3600000" cy="2023200"/>
-            <wp:effectExtent l="0" t="0" r="635" b="15240"/>
+            <wp:effectExtent l="0" t="0" r="635" b="0"/>
             <wp:wrapTopAndBottom/>
             <wp:docPr id="1904480133" name="DC motors part 1 cover.png"/>
             <wp:cNvGraphicFramePr>
@@ -524,7 +524,7 @@
                     <pic:cNvPicPr/>
                   </pic:nvPicPr>
                   <pic:blipFill>
-                    <a:blip r:link="rId8"/>
+                    <a:blip r:embed="rId13" r:link="rId14"/>
                     <a:stretch>
                       <a:fillRect/>
                     </a:stretch>
@@ -555,7 +555,7 @@
       <w:pPr>
         <w:jc w:val="center"/>
       </w:pPr>
-      <w:hyperlink r:id="rId9" w:tgtFrame="_blank" w:history="1">
+      <w:hyperlink r:id="rId15" w:tgtFrame="_blank" w:history="1">
         <w:r>
           <w:rPr>
             <w:rStyle w:val="Hyperlink"/>
@@ -3377,13 +3377,260 @@
 </file>
 
 <file path=customXml/item1.xml><?xml version="1.0" encoding="utf-8"?>
+<p:properties xmlns:p="http://schemas.microsoft.com/office/2006/metadata/properties" xmlns:xsi="http://www.w3.org/2001/XMLSchema-instance" xmlns:pc="http://schemas.microsoft.com/office/infopath/2007/PartnerControls">
+  <documentManagement>
+    <_activity xmlns="715ecf3f-a3e3-4098-8c4d-14b4ecd4309d" xsi:nil="true"/>
+  </documentManagement>
+</p:properties>
+</file>
+
+<file path=customXml/item2.xml><?xml version="1.0" encoding="utf-8"?>
 <b:Sources xmlns:b="http://schemas.openxmlformats.org/officeDocument/2006/bibliography" xmlns="http://schemas.openxmlformats.org/officeDocument/2006/bibliography" SelectedStyle="\APASixthEditionOfficeOnline.xsl" StyleName="APA" Version="6"/>
 </file>
 
+<file path=customXml/item3.xml><?xml version="1.0" encoding="utf-8"?>
+<ct:contentTypeSchema xmlns:ct="http://schemas.microsoft.com/office/2006/metadata/contentType" xmlns:ma="http://schemas.microsoft.com/office/2006/metadata/properties/metaAttributes" ct:_="" ma:_="" ma:contentTypeName="Document" ma:contentTypeID="0x010100149D1733CE5A454FA77E3BF31C65FF76" ma:contentTypeVersion="12" ma:contentTypeDescription="Create a new document." ma:contentTypeScope="" ma:versionID="6e6bb57d9995cf8845ed819313fb3cc9">
+  <xsd:schema xmlns:xsd="http://www.w3.org/2001/XMLSchema" xmlns:xs="http://www.w3.org/2001/XMLSchema" xmlns:p="http://schemas.microsoft.com/office/2006/metadata/properties" xmlns:ns3="715ecf3f-a3e3-4098-8c4d-14b4ecd4309d" targetNamespace="http://schemas.microsoft.com/office/2006/metadata/properties" ma:root="true" ma:fieldsID="14403e8adf0bd3d78005b1c0cc0cd92a" ns3:_="">
+    <xsd:import namespace="715ecf3f-a3e3-4098-8c4d-14b4ecd4309d"/>
+    <xsd:element name="properties">
+      <xsd:complexType>
+        <xsd:sequence>
+          <xsd:element name="documentManagement">
+            <xsd:complexType>
+              <xsd:all>
+                <xsd:element ref="ns3:MediaServiceMetadata" minOccurs="0"/>
+                <xsd:element ref="ns3:MediaServiceFastMetadata" minOccurs="0"/>
+                <xsd:element ref="ns3:MediaServiceObjectDetectorVersions" minOccurs="0"/>
+                <xsd:element ref="ns3:MediaServiceSearchProperties" minOccurs="0"/>
+                <xsd:element ref="ns3:MediaServiceDateTaken" minOccurs="0"/>
+                <xsd:element ref="ns3:MediaServiceSystemTags" minOccurs="0"/>
+                <xsd:element ref="ns3:MediaServiceOCR" minOccurs="0"/>
+                <xsd:element ref="ns3:MediaServiceGenerationTime" minOccurs="0"/>
+                <xsd:element ref="ns3:MediaServiceEventHashCode" minOccurs="0"/>
+                <xsd:element ref="ns3:MediaServiceLocation" minOccurs="0"/>
+                <xsd:element ref="ns3:MediaLengthInSeconds" minOccurs="0"/>
+                <xsd:element ref="ns3:_activity" minOccurs="0"/>
+              </xsd:all>
+            </xsd:complexType>
+          </xsd:element>
+        </xsd:sequence>
+      </xsd:complexType>
+    </xsd:element>
+  </xsd:schema>
+  <xsd:schema xmlns:xsd="http://www.w3.org/2001/XMLSchema" xmlns:xs="http://www.w3.org/2001/XMLSchema" xmlns:dms="http://schemas.microsoft.com/office/2006/documentManagement/types" xmlns:pc="http://schemas.microsoft.com/office/infopath/2007/PartnerControls" targetNamespace="715ecf3f-a3e3-4098-8c4d-14b4ecd4309d" elementFormDefault="qualified">
+    <xsd:import namespace="http://schemas.microsoft.com/office/2006/documentManagement/types"/>
+    <xsd:import namespace="http://schemas.microsoft.com/office/infopath/2007/PartnerControls"/>
+    <xsd:element name="MediaServiceMetadata" ma:index="8" nillable="true" ma:displayName="MediaServiceMetadata" ma:hidden="true" ma:internalName="MediaServiceMetadata" ma:readOnly="true">
+      <xsd:simpleType>
+        <xsd:restriction base="dms:Note"/>
+      </xsd:simpleType>
+    </xsd:element>
+    <xsd:element name="MediaServiceFastMetadata" ma:index="9" nillable="true" ma:displayName="MediaServiceFastMetadata" ma:hidden="true" ma:internalName="MediaServiceFastMetadata" ma:readOnly="true">
+      <xsd:simpleType>
+        <xsd:restriction base="dms:Note"/>
+      </xsd:simpleType>
+    </xsd:element>
+    <xsd:element name="MediaServiceObjectDetectorVersions" ma:index="10" nillable="true" ma:displayName="MediaServiceObjectDetectorVersions" ma:hidden="true" ma:indexed="true" ma:internalName="MediaServiceObjectDetectorVersions" ma:readOnly="true">
+      <xsd:simpleType>
+        <xsd:restriction base="dms:Text"/>
+      </xsd:simpleType>
+    </xsd:element>
+    <xsd:element name="MediaServiceSearchProperties" ma:index="11" nillable="true" ma:displayName="MediaServiceSearchProperties" ma:hidden="true" ma:internalName="MediaServiceSearchProperties" ma:readOnly="true">
+      <xsd:simpleType>
+        <xsd:restriction base="dms:Note"/>
+      </xsd:simpleType>
+    </xsd:element>
+    <xsd:element name="MediaServiceDateTaken" ma:index="12" nillable="true" ma:displayName="MediaServiceDateTaken" ma:hidden="true" ma:indexed="true" ma:internalName="MediaServiceDateTaken" ma:readOnly="true">
+      <xsd:simpleType>
+        <xsd:restriction base="dms:Text"/>
+      </xsd:simpleType>
+    </xsd:element>
+    <xsd:element name="MediaServiceSystemTags" ma:index="13" nillable="true" ma:displayName="MediaServiceSystemTags" ma:hidden="true" ma:internalName="MediaServiceSystemTags" ma:readOnly="true">
+      <xsd:simpleType>
+        <xsd:restriction base="dms:Note"/>
+      </xsd:simpleType>
+    </xsd:element>
+    <xsd:element name="MediaServiceOCR" ma:index="14" nillable="true" ma:displayName="Extracted Text" ma:internalName="MediaServiceOCR" ma:readOnly="true">
+      <xsd:simpleType>
+        <xsd:restriction base="dms:Note">
+          <xsd:maxLength value="255"/>
+        </xsd:restriction>
+      </xsd:simpleType>
+    </xsd:element>
+    <xsd:element name="MediaServiceGenerationTime" ma:index="15" nillable="true" ma:displayName="MediaServiceGenerationTime" ma:hidden="true" ma:internalName="MediaServiceGenerationTime" ma:readOnly="true">
+      <xsd:simpleType>
+        <xsd:restriction base="dms:Text"/>
+      </xsd:simpleType>
+    </xsd:element>
+    <xsd:element name="MediaServiceEventHashCode" ma:index="16" nillable="true" ma:displayName="MediaServiceEventHashCode" ma:hidden="true" ma:internalName="MediaServiceEventHashCode" ma:readOnly="true">
+      <xsd:simpleType>
+        <xsd:restriction base="dms:Text"/>
+      </xsd:simpleType>
+    </xsd:element>
+    <xsd:element name="MediaServiceLocation" ma:index="17" nillable="true" ma:displayName="Location" ma:indexed="true" ma:internalName="MediaServiceLocation" ma:readOnly="true">
+      <xsd:simpleType>
+        <xsd:restriction base="dms:Text"/>
+      </xsd:simpleType>
+    </xsd:element>
+    <xsd:element name="MediaLengthInSeconds" ma:index="18" nillable="true" ma:displayName="MediaLengthInSeconds" ma:hidden="true" ma:internalName="MediaLengthInSeconds" ma:readOnly="true">
+      <xsd:simpleType>
+        <xsd:restriction base="dms:Unknown"/>
+      </xsd:simpleType>
+    </xsd:element>
+    <xsd:element name="_activity" ma:index="19" nillable="true" ma:displayName="_activity" ma:hidden="true" ma:internalName="_activity">
+      <xsd:simpleType>
+        <xsd:restriction base="dms:Note"/>
+      </xsd:simpleType>
+    </xsd:element>
+  </xsd:schema>
+  <xsd:schema xmlns="http://schemas.openxmlformats.org/package/2006/metadata/core-properties" xmlns:xsd="http://www.w3.org/2001/XMLSchema" xmlns:xsi="http://www.w3.org/2001/XMLSchema-instance" xmlns:dc="http://purl.org/dc/elements/1.1/" xmlns:dcterms="http://purl.org/dc/terms/" xmlns:odoc="http://schemas.microsoft.com/internal/obd" targetNamespace="http://schemas.openxmlformats.org/package/2006/metadata/core-properties" elementFormDefault="qualified" attributeFormDefault="unqualified" blockDefault="#all">
+    <xsd:import namespace="http://purl.org/dc/elements/1.1/" schemaLocation="http://dublincore.org/schemas/xmls/qdc/2003/04/02/dc.xsd"/>
+    <xsd:import namespace="http://purl.org/dc/terms/" schemaLocation="http://dublincore.org/schemas/xmls/qdc/2003/04/02/dcterms.xsd"/>
+    <xsd:element name="coreProperties" type="CT_coreProperties"/>
+    <xsd:complexType name="CT_coreProperties">
+      <xsd:all>
+        <xsd:element ref="dc:creator" minOccurs="0" maxOccurs="1"/>
+        <xsd:element ref="dcterms:created" minOccurs="0" maxOccurs="1"/>
+        <xsd:element ref="dc:identifier" minOccurs="0" maxOccurs="1"/>
+        <xsd:element name="contentType" minOccurs="0" maxOccurs="1" type="xsd:string" ma:index="0" ma:displayName="Content Type"/>
+        <xsd:element ref="dc:title" minOccurs="0" maxOccurs="1" ma:index="4" ma:displayName="Title"/>
+        <xsd:element ref="dc:subject" minOccurs="0" maxOccurs="1"/>
+        <xsd:element ref="dc:description" minOccurs="0" maxOccurs="1"/>
+        <xsd:element name="keywords" minOccurs="0" maxOccurs="1" type="xsd:string"/>
+        <xsd:element ref="dc:language" minOccurs="0" maxOccurs="1"/>
+        <xsd:element name="category" minOccurs="0" maxOccurs="1" type="xsd:string"/>
+        <xsd:element name="version" minOccurs="0" maxOccurs="1" type="xsd:string"/>
+        <xsd:element name="revision" minOccurs="0" maxOccurs="1" type="xsd:string">
+          <xsd:annotation>
+            <xsd:documentation>
+                        This value indicates the number of saves or revisions. The application is responsible for updating this value after each revision.
+                    </xsd:documentation>
+          </xsd:annotation>
+        </xsd:element>
+        <xsd:element name="lastModifiedBy" minOccurs="0" maxOccurs="1" type="xsd:string"/>
+        <xsd:element ref="dcterms:modified" minOccurs="0" maxOccurs="1"/>
+        <xsd:element name="contentStatus" minOccurs="0" maxOccurs="1" type="xsd:string"/>
+      </xsd:all>
+    </xsd:complexType>
+  </xsd:schema>
+  <xs:schema xmlns:pc="http://schemas.microsoft.com/office/infopath/2007/PartnerControls" xmlns:xs="http://www.w3.org/2001/XMLSchema" targetNamespace="http://schemas.microsoft.com/office/infopath/2007/PartnerControls" elementFormDefault="qualified" attributeFormDefault="unqualified">
+    <xs:element name="Person">
+      <xs:complexType>
+        <xs:sequence>
+          <xs:element ref="pc:DisplayName" minOccurs="0"/>
+          <xs:element ref="pc:AccountId" minOccurs="0"/>
+          <xs:element ref="pc:AccountType" minOccurs="0"/>
+        </xs:sequence>
+      </xs:complexType>
+    </xs:element>
+    <xs:element name="DisplayName" type="xs:string"/>
+    <xs:element name="AccountId" type="xs:string"/>
+    <xs:element name="AccountType" type="xs:string"/>
+    <xs:element name="BDCAssociatedEntity">
+      <xs:complexType>
+        <xs:sequence>
+          <xs:element ref="pc:BDCEntity" minOccurs="0" maxOccurs="unbounded"/>
+        </xs:sequence>
+        <xs:attribute ref="pc:EntityNamespace"/>
+        <xs:attribute ref="pc:EntityName"/>
+        <xs:attribute ref="pc:SystemInstanceName"/>
+        <xs:attribute ref="pc:AssociationName"/>
+      </xs:complexType>
+    </xs:element>
+    <xs:attribute name="EntityNamespace" type="xs:string"/>
+    <xs:attribute name="EntityName" type="xs:string"/>
+    <xs:attribute name="SystemInstanceName" type="xs:string"/>
+    <xs:attribute name="AssociationName" type="xs:string"/>
+    <xs:element name="BDCEntity">
+      <xs:complexType>
+        <xs:sequence>
+          <xs:element ref="pc:EntityDisplayName" minOccurs="0"/>
+          <xs:element ref="pc:EntityInstanceReference" minOccurs="0"/>
+          <xs:element ref="pc:EntityId1" minOccurs="0"/>
+          <xs:element ref="pc:EntityId2" minOccurs="0"/>
+          <xs:element ref="pc:EntityId3" minOccurs="0"/>
+          <xs:element ref="pc:EntityId4" minOccurs="0"/>
+          <xs:element ref="pc:EntityId5" minOccurs="0"/>
+        </xs:sequence>
+      </xs:complexType>
+    </xs:element>
+    <xs:element name="EntityDisplayName" type="xs:string"/>
+    <xs:element name="EntityInstanceReference" type="xs:string"/>
+    <xs:element name="EntityId1" type="xs:string"/>
+    <xs:element name="EntityId2" type="xs:string"/>
+    <xs:element name="EntityId3" type="xs:string"/>
+    <xs:element name="EntityId4" type="xs:string"/>
+    <xs:element name="EntityId5" type="xs:string"/>
+    <xs:element name="Terms">
+      <xs:complexType>
+        <xs:sequence>
+          <xs:element ref="pc:TermInfo" minOccurs="0" maxOccurs="unbounded"/>
+        </xs:sequence>
+      </xs:complexType>
+    </xs:element>
+    <xs:element name="TermInfo">
+      <xs:complexType>
+        <xs:sequence>
+          <xs:element ref="pc:TermName" minOccurs="0"/>
+          <xs:element ref="pc:TermId" minOccurs="0"/>
+        </xs:sequence>
+      </xs:complexType>
+    </xs:element>
+    <xs:element name="TermName" type="xs:string"/>
+    <xs:element name="TermId" type="xs:string"/>
+  </xs:schema>
+</ct:contentTypeSchema>
+</file>
+
+<file path=customXml/item4.xml><?xml version="1.0" encoding="utf-8"?>
+<?mso-contentType ?>
+<FormTemplates xmlns="http://schemas.microsoft.com/sharepoint/v3/contenttype/forms">
+  <Display>DocumentLibraryForm</Display>
+  <Edit>DocumentLibraryForm</Edit>
+  <New>DocumentLibraryForm</New>
+</FormTemplates>
+</file>
+
 <file path=customXml/itemProps1.xml><?xml version="1.0" encoding="utf-8"?>
+<ds:datastoreItem xmlns:ds="http://schemas.openxmlformats.org/officeDocument/2006/customXml" ds:itemID="{6ACE8938-4E24-40CA-A58E-30813FC25272}">
+  <ds:schemaRefs>
+    <ds:schemaRef ds:uri="http://schemas.microsoft.com/office/2006/metadata/properties"/>
+    <ds:schemaRef ds:uri="http://schemas.microsoft.com/office/infopath/2007/PartnerControls"/>
+    <ds:schemaRef ds:uri="715ecf3f-a3e3-4098-8c4d-14b4ecd4309d"/>
+  </ds:schemaRefs>
+</ds:datastoreItem>
+</file>
+
+<file path=customXml/itemProps2.xml><?xml version="1.0" encoding="utf-8"?>
 <ds:datastoreItem xmlns:ds="http://schemas.openxmlformats.org/officeDocument/2006/customXml" ds:itemID="{BE5A20E6-7732-4185-AAE9-74F072D597D3}">
   <ds:schemaRefs>
     <ds:schemaRef ds:uri="http://schemas.openxmlformats.org/officeDocument/2006/bibliography"/>
   </ds:schemaRefs>
 </ds:datastoreItem>
+</file>
+
+<file path=customXml/itemProps3.xml><?xml version="1.0" encoding="utf-8"?>
+<ds:datastoreItem xmlns:ds="http://schemas.openxmlformats.org/officeDocument/2006/customXml" ds:itemID="{9D1CEC6F-E8EF-485B-8F01-C764EFCA69F3}">
+  <ds:schemaRefs>
+    <ds:schemaRef ds:uri="http://schemas.microsoft.com/office/2006/metadata/contentType"/>
+    <ds:schemaRef ds:uri="http://schemas.microsoft.com/office/2006/metadata/properties/metaAttributes"/>
+    <ds:schemaRef ds:uri="http://www.w3.org/2001/XMLSchema"/>
+    <ds:schemaRef ds:uri="http://schemas.microsoft.com/office/2006/metadata/properties"/>
+    <ds:schemaRef ds:uri="715ecf3f-a3e3-4098-8c4d-14b4ecd4309d"/>
+    <ds:schemaRef ds:uri="http://schemas.microsoft.com/office/2006/documentManagement/types"/>
+    <ds:schemaRef ds:uri="http://schemas.microsoft.com/office/infopath/2007/PartnerControls"/>
+    <ds:schemaRef ds:uri="http://schemas.openxmlformats.org/package/2006/metadata/core-properties"/>
+    <ds:schemaRef ds:uri="http://purl.org/dc/elements/1.1/"/>
+    <ds:schemaRef ds:uri="http://purl.org/dc/terms/"/>
+    <ds:schemaRef ds:uri="http://schemas.microsoft.com/internal/obd"/>
+  </ds:schemaRefs>
+</ds:datastoreItem>
+</file>
+
+<file path=customXml/itemProps4.xml><?xml version="1.0" encoding="utf-8"?>
+<ds:datastoreItem xmlns:ds="http://schemas.openxmlformats.org/officeDocument/2006/customXml" ds:itemID="{78A29BA9-61F9-4450-BAAC-498B2FF8133F}">
+  <ds:schemaRefs>
+    <ds:schemaRef ds:uri="http://schemas.microsoft.com/sharepoint/v3/contenttype/forms"/>
+  </ds:schemaRefs>
+</ds:datastoreItem>
 </file>